--- a/hin/docx/59.content.docx
+++ b/hin/docx/59.content.docx
@@ -3615,18 +3615,12 @@
         </w:rPr>
         <w:t xml:space="preserve"> शब्द को लाक्षणिक भाषा में काम में लेता है जिसका अर्थ है, यीशु में साथी विश्वासी| देखें कि आपने इसका अनुवाद \n</w:t>
       </w:r>
-      <w:hyperlink r:id="rId13">
-        <w:r>
-          <w:rPr>
-            <w:lang w:val="hi_IN" w:bidi="hi_IN"/>
-          </w:rPr>
-          <w:rPr>
-            <w:color w:val="0000EE"/>
-            <w:u w:val="single"/>
-          </w:rPr>
-          <w:t>1:2</w:t>
-        </w:r>
-      </w:hyperlink>
+      <w:r>
+        <w:rPr>
+          <w:lang w:val="hi_IN" w:bidi="hi_IN"/>
+        </w:rPr>
+        <w:t>1:2</w:t>
+      </w:r>
       <w:r>
         <w:rPr>
           <w:lang w:val="hi_IN" w:bidi="hi_IN"/>
@@ -6145,18 +6139,12 @@
         </w:rPr>
         <w:t xml:space="preserve"> शब्द का अर्थ वही हो सकता है जो </w:t>
       </w:r>
-      <w:hyperlink r:id="rId14">
-        <w:r>
-          <w:rPr>
-            <w:lang w:val="hi_IN" w:bidi="hi_IN"/>
-          </w:rPr>
-          <w:rPr>
-            <w:color w:val="0000EE"/>
-            <w:u w:val="single"/>
-          </w:rPr>
-          <w:t>1:2–3</w:t>
-        </w:r>
-      </w:hyperlink>
+      <w:r>
+        <w:rPr>
+          <w:lang w:val="hi_IN" w:bidi="hi_IN"/>
+        </w:rPr>
+        <w:t>1:2–3</w:t>
+      </w:r>
       <w:r>
         <w:rPr>
           <w:lang w:val="hi_IN" w:bidi="hi_IN"/>
@@ -8283,18 +8271,12 @@
         </w:rPr>
         <w:t xml:space="preserve">"याकूब </w:t>
       </w:r>
-      <w:hyperlink r:id="rId15">
-        <w:r>
-          <w:rPr>
-            <w:lang w:val="hi_IN" w:bidi="hi_IN"/>
-          </w:rPr>
-          <w:rPr>
-            <w:color w:val="0000EE"/>
-            <w:u w:val="single"/>
-          </w:rPr>
-          <w:t>1:13</w:t>
-        </w:r>
-      </w:hyperlink>
+      <w:r>
+        <w:rPr>
+          <w:lang w:val="hi_IN" w:bidi="hi_IN"/>
+        </w:rPr>
+        <w:t>1:13</w:t>
+      </w:r>
       <w:r>
         <w:rPr>
           <w:lang w:val="hi_IN" w:bidi="hi_IN"/>
@@ -8399,18 +8381,12 @@
         </w:rPr>
         <w:t>"देखें की आपने इसका अनुवाद \n</w:t>
       </w:r>
-      <w:hyperlink r:id="rId13">
-        <w:r>
-          <w:rPr>
-            <w:lang w:val="hi_IN" w:bidi="hi_IN"/>
-          </w:rPr>
-          <w:rPr>
-            <w:color w:val="0000EE"/>
-            <w:u w:val="single"/>
-          </w:rPr>
-          <w:t>1:2</w:t>
-        </w:r>
-      </w:hyperlink>
+      <w:r>
+        <w:rPr>
+          <w:lang w:val="hi_IN" w:bidi="hi_IN"/>
+        </w:rPr>
+        <w:t>1:2</w:t>
+      </w:r>
       <w:r>
         <w:rPr>
           <w:lang w:val="hi_IN" w:bidi="hi_IN"/>
@@ -8652,18 +8628,12 @@
         </w:rPr>
         <w:t xml:space="preserve"> एक ही आर्ट रखती हैं| याकूब इनको व्बलाघात के लिए एक साथ काम में लेता है| (जैसा </w:t>
       </w:r>
-      <w:hyperlink r:id="rId16">
-        <w:r>
-          <w:rPr>
-            <w:lang w:val="hi_IN" w:bidi="hi_IN"/>
-          </w:rPr>
-          <w:rPr>
-            <w:color w:val="0000EE"/>
-            <w:u w:val="single"/>
-          </w:rPr>
-          <w:t>1:4</w:t>
-        </w:r>
-      </w:hyperlink>
+      <w:r>
+        <w:rPr>
+          <w:lang w:val="hi_IN" w:bidi="hi_IN"/>
+        </w:rPr>
+        <w:t>1:4</w:t>
+      </w:r>
       <w:r>
         <w:rPr>
           <w:lang w:val="hi_IN" w:bidi="hi_IN"/>
@@ -10686,18 +10656,12 @@
         </w:rPr>
         <w:t xml:space="preserve">"देखें कि आपने इसका अनुवाद </w:t>
       </w:r>
-      <w:hyperlink r:id="rId17">
-        <w:r>
-          <w:rPr>
-            <w:lang w:val="hi_IN" w:bidi="hi_IN"/>
-          </w:rPr>
-          <w:rPr>
-            <w:color w:val="0000EE"/>
-            <w:u w:val="single"/>
-          </w:rPr>
-          <w:t>1:16</w:t>
-        </w:r>
-      </w:hyperlink>
+      <w:r>
+        <w:rPr>
+          <w:lang w:val="hi_IN" w:bidi="hi_IN"/>
+        </w:rPr>
+        <w:t>1:16</w:t>
+      </w:r>
       <w:r>
         <w:rPr>
           <w:lang w:val="hi_IN" w:bidi="hi_IN"/>
@@ -14351,18 +14315,12 @@
         </w:rPr>
         <w:t xml:space="preserve">"याकूब एक काल्पनिक परिस्थिति के प्रयोग द्वारा शिक्षा देना चाहता है| यह उदाहरण उस उदाहरण की विषमता में है जो उसने \n </w:t>
       </w:r>
-      <w:hyperlink r:id="rId18">
-        <w:r>
-          <w:rPr>
-            <w:lang w:val="hi_IN" w:bidi="hi_IN"/>
-          </w:rPr>
-          <w:rPr>
-            <w:color w:val="0000EE"/>
-            <w:u w:val="single"/>
-          </w:rPr>
-          <w:t>1:23</w:t>
-        </w:r>
-      </w:hyperlink>
+      <w:r>
+        <w:rPr>
+          <w:lang w:val="hi_IN" w:bidi="hi_IN"/>
+        </w:rPr>
+        <w:t>1:23</w:t>
+      </w:r>
       <w:r>
         <w:rPr>
           <w:lang w:val="hi_IN" w:bidi="hi_IN"/>
@@ -14617,18 +14575,12 @@
         </w:rPr>
         <w:t xml:space="preserve"> से याकूब का क्या तात्पर्य है, इसके अधिक वर्णन हेतु </w:t>
       </w:r>
-      <w:hyperlink r:id="rId19">
-        <w:r>
-          <w:rPr>
-            <w:lang w:val="hi_IN" w:bidi="hi_IN"/>
-          </w:rPr>
-          <w:rPr>
-            <w:color w:val="0000EE"/>
-            <w:u w:val="single"/>
-          </w:rPr>
-          <w:t>2:12</w:t>
-        </w:r>
-      </w:hyperlink>
+      <w:r>
+        <w:rPr>
+          <w:lang w:val="hi_IN" w:bidi="hi_IN"/>
+        </w:rPr>
+        <w:t>2:12</w:t>
+      </w:r>
       <w:r>
         <w:rPr>
           <w:lang w:val="hi_IN" w:bidi="hi_IN"/>
@@ -14968,36 +14920,24 @@
         </w:rPr>
         <w:t xml:space="preserve">"जैसा </w:t>
       </w:r>
-      <w:hyperlink r:id="rId16">
-        <w:r>
-          <w:rPr>
-            <w:lang w:val="hi_IN" w:bidi="hi_IN"/>
-          </w:rPr>
-          <w:rPr>
-            <w:color w:val="0000EE"/>
-            <w:u w:val="single"/>
-          </w:rPr>
-          <w:t>1:4</w:t>
-        </w:r>
-      </w:hyperlink>
+      <w:r>
+        <w:rPr>
+          <w:lang w:val="hi_IN" w:bidi="hi_IN"/>
+        </w:rPr>
+        <w:t>1:4</w:t>
+      </w:r>
       <w:r>
         <w:rPr>
           <w:lang w:val="hi_IN" w:bidi="hi_IN"/>
         </w:rPr>
         <w:t xml:space="preserve"> और </w:t>
       </w:r>
-      <w:hyperlink r:id="rId20">
-        <w:r>
-          <w:rPr>
-            <w:lang w:val="hi_IN" w:bidi="hi_IN"/>
-          </w:rPr>
-          <w:rPr>
-            <w:color w:val="0000EE"/>
-            <w:u w:val="single"/>
-          </w:rPr>
-          <w:t>1:17</w:t>
-        </w:r>
-      </w:hyperlink>
+      <w:r>
+        <w:rPr>
+          <w:lang w:val="hi_IN" w:bidi="hi_IN"/>
+        </w:rPr>
+        <w:t>1:17</w:t>
+      </w:r>
       <w:r>
         <w:rPr>
           <w:lang w:val="hi_IN" w:bidi="hi_IN"/>
@@ -16472,18 +16412,12 @@
         </w:rPr>
         <w:t xml:space="preserve"> जो बलाघात के लिए एक अतिकथन है| कोई मनुष्य अपने शब्दों पर नियंत्रण नहीं रखता है तौभी उस मनुष्य के धर्म में संभवतः कुछ मान्यता है| परन्तु याकूब इस बात पर बल देना चाहता है कि परमेश्वर से प्रेम करने का दावा करना और ऎसी बाते करना जिनसे अन्यों को दुःख हो और उनका तिरस्कार हो| वह इस विचार पर आगे </w:t>
       </w:r>
-      <w:hyperlink r:id="rId21">
-        <w:r>
-          <w:rPr>
-            <w:lang w:val="hi_IN" w:bidi="hi_IN"/>
-          </w:rPr>
-          <w:rPr>
-            <w:color w:val="0000EE"/>
-            <w:u w:val="single"/>
-          </w:rPr>
-          <w:t>3:9–10</w:t>
-        </w:r>
-      </w:hyperlink>
+      <w:r>
+        <w:rPr>
+          <w:lang w:val="hi_IN" w:bidi="hi_IN"/>
+        </w:rPr>
+        <w:t>3:9–10</w:t>
+      </w:r>
       <w:r>
         <w:rPr>
           <w:lang w:val="hi_IN" w:bidi="hi_IN"/>
@@ -17735,18 +17669,12 @@
         </w:rPr>
         <w:t xml:space="preserve"> शब्द का अनुवाद </w:t>
       </w:r>
-      <w:hyperlink r:id="rId13">
-        <w:r>
-          <w:rPr>
-            <w:lang w:val="hi_IN" w:bidi="hi_IN"/>
-          </w:rPr>
-          <w:rPr>
-            <w:color w:val="0000EE"/>
-            <w:u w:val="single"/>
-          </w:rPr>
-          <w:t>1:2</w:t>
-        </w:r>
-      </w:hyperlink>
+      <w:r>
+        <w:rPr>
+          <w:lang w:val="hi_IN" w:bidi="hi_IN"/>
+        </w:rPr>
+        <w:t>1:2</w:t>
+      </w:r>
       <w:r>
         <w:rPr>
           <w:lang w:val="hi_IN" w:bidi="hi_IN"/>
@@ -18177,18 +18105,12 @@
         </w:rPr>
         <w:t xml:space="preserve">"शिक्षा देने के लिए याकूब एक काल्पनिक परिस्थिति का प्रयोग करता है| वह ूिश पद में और अगले पद में परिस्थिति का वर्णन करता है और </w:t>
       </w:r>
-      <w:hyperlink r:id="rId22">
-        <w:r>
-          <w:rPr>
-            <w:lang w:val="hi_IN" w:bidi="hi_IN"/>
-          </w:rPr>
-          <w:rPr>
-            <w:color w:val="0000EE"/>
-            <w:u w:val="single"/>
-          </w:rPr>
-          <w:t>2:4</w:t>
-        </w:r>
-      </w:hyperlink>
+      <w:r>
+        <w:rPr>
+          <w:lang w:val="hi_IN" w:bidi="hi_IN"/>
+        </w:rPr>
+        <w:t>2:4</w:t>
+      </w:r>
       <w:r>
         <w:rPr>
           <w:lang w:val="hi_IN" w:bidi="hi_IN"/>
@@ -19845,18 +19767,12 @@
         </w:rPr>
         <w:t xml:space="preserve">"इस पद में याकूब उसी काल्पनिक परिस्थिति के परिणाम को प्रकट करता है जिसा वर्णन वह </w:t>
       </w:r>
-      <w:hyperlink r:id="rId23">
-        <w:r>
-          <w:rPr>
-            <w:lang w:val="hi_IN" w:bidi="hi_IN"/>
-          </w:rPr>
-          <w:rPr>
-            <w:color w:val="0000EE"/>
-            <w:u w:val="single"/>
-          </w:rPr>
-          <w:t>2:2</w:t>
-        </w:r>
-      </w:hyperlink>
+      <w:r>
+        <w:rPr>
+          <w:lang w:val="hi_IN" w:bidi="hi_IN"/>
+        </w:rPr>
+        <w:t>2:2</w:t>
+      </w:r>
       <w:r>
         <w:rPr>
           <w:lang w:val="hi_IN" w:bidi="hi_IN"/>
@@ -20477,18 +20393,12 @@
         </w:rPr>
         <w:t xml:space="preserve">"देखें कि आपने इसका अनुवाद </w:t>
       </w:r>
-      <w:hyperlink r:id="rId17">
-        <w:r>
-          <w:rPr>
-            <w:lang w:val="hi_IN" w:bidi="hi_IN"/>
-          </w:rPr>
-          <w:rPr>
-            <w:color w:val="0000EE"/>
-            <w:u w:val="single"/>
-          </w:rPr>
-          <w:t>1:16</w:t>
-        </w:r>
-      </w:hyperlink>
+      <w:r>
+        <w:rPr>
+          <w:lang w:val="hi_IN" w:bidi="hi_IN"/>
+        </w:rPr>
+        <w:t>1:16</w:t>
+      </w:r>
       <w:r>
         <w:rPr>
           <w:lang w:val="hi_IN" w:bidi="hi_IN"/>
@@ -21350,18 +21260,12 @@
         </w:rPr>
         <w:t xml:space="preserve">"यहाँ याकूब के कहने का अर्थ, </w:t>
       </w:r>
-      <w:hyperlink r:id="rId24">
-        <w:r>
-          <w:rPr>
-            <w:lang w:val="hi_IN" w:bidi="hi_IN"/>
-          </w:rPr>
-          <w:rPr>
-            <w:color w:val="0000EE"/>
-            <w:u w:val="single"/>
-          </w:rPr>
-          <w:t>2:2–3</w:t>
-        </w:r>
-      </w:hyperlink>
+      <w:r>
+        <w:rPr>
+          <w:lang w:val="hi_IN" w:bidi="hi_IN"/>
+        </w:rPr>
+        <w:t>2:2–3</w:t>
+      </w:r>
       <w:r>
         <w:rPr>
           <w:lang w:val="hi_IN" w:bidi="hi_IN"/>
@@ -22823,18 +22727,12 @@
         </w:rPr>
         <w:t xml:space="preserve">"याकूब इन शब्दों के उपयोग के द्वारा </w:t>
       </w:r>
-      <w:hyperlink r:id="rId25">
-        <w:r>
-          <w:rPr>
-            <w:lang w:val="hi_IN" w:bidi="hi_IN"/>
-          </w:rPr>
-          <w:rPr>
-            <w:color w:val="0000EE"/>
-            <w:u w:val="single"/>
-          </w:rPr>
-          <w:t>2:6</w:t>
-        </w:r>
-      </w:hyperlink>
+      <w:r>
+        <w:rPr>
+          <w:lang w:val="hi_IN" w:bidi="hi_IN"/>
+        </w:rPr>
+        <w:t>2:6</w:t>
+      </w:r>
       <w:r>
         <w:rPr>
           <w:lang w:val="hi_IN" w:bidi="hi_IN"/>
@@ -23028,18 +22926,12 @@
         </w:rPr>
         <w:t xml:space="preserve">"याकूब यहाँ लैव्यव्यवस्था </w:t>
       </w:r>
-      <w:hyperlink r:id="rId26">
-        <w:r>
-          <w:rPr>
-            <w:lang w:val="hi_IN" w:bidi="hi_IN"/>
-          </w:rPr>
-          <w:rPr>
-            <w:color w:val="0000EE"/>
-            <w:u w:val="single"/>
-          </w:rPr>
-          <w:t>लैव्यव्यवस्था 19:18</w:t>
-        </w:r>
-      </w:hyperlink>
+      <w:r>
+        <w:rPr>
+          <w:lang w:val="hi_IN" w:bidi="hi_IN"/>
+        </w:rPr>
+        <w:t>लैव्यव्यवस्था 19:18</w:t>
+      </w:r>
       <w:r>
         <w:rPr>
           <w:lang w:val="hi_IN" w:bidi="hi_IN"/>
@@ -24922,18 +24814,12 @@
         </w:rPr>
         <w:t xml:space="preserve">"जैसा </w:t>
       </w:r>
-      <w:hyperlink r:id="rId27">
-        <w:r>
-          <w:rPr>
-            <w:lang w:val="hi_IN" w:bidi="hi_IN"/>
-          </w:rPr>
-          <w:rPr>
-            <w:color w:val="0000EE"/>
-            <w:u w:val="single"/>
-          </w:rPr>
-          <w:t>1:25</w:t>
-        </w:r>
-      </w:hyperlink>
+      <w:r>
+        <w:rPr>
+          <w:lang w:val="hi_IN" w:bidi="hi_IN"/>
+        </w:rPr>
+        <w:t>1:25</w:t>
+      </w:r>
       <w:r>
         <w:rPr>
           <w:lang w:val="hi_IN" w:bidi="hi_IN"/>
@@ -25279,18 +25165,12 @@
         </w:rPr>
         <w:t xml:space="preserve"> की चर्चा करता है तो वह उस आज्ञा का सन्दर्भ दे रहा है जिसकी चर्चा उसने </w:t>
       </w:r>
-      <w:hyperlink r:id="rId28">
-        <w:r>
-          <w:rPr>
-            <w:lang w:val="hi_IN" w:bidi="hi_IN"/>
-          </w:rPr>
-          <w:rPr>
-            <w:color w:val="0000EE"/>
-            <w:u w:val="single"/>
-          </w:rPr>
-          <w:t>2:8</w:t>
-        </w:r>
-      </w:hyperlink>
+      <w:r>
+        <w:rPr>
+          <w:lang w:val="hi_IN" w:bidi="hi_IN"/>
+        </w:rPr>
+        <w:t>2:8</w:t>
+      </w:r>
       <w:r>
         <w:rPr>
           <w:lang w:val="hi_IN" w:bidi="hi_IN"/>
@@ -26276,18 +26156,12 @@
         </w:rPr>
         <w:t xml:space="preserve"> शब्द का अनुवाद </w:t>
       </w:r>
-      <w:hyperlink r:id="rId13">
-        <w:r>
-          <w:rPr>
-            <w:lang w:val="hi_IN" w:bidi="hi_IN"/>
-          </w:rPr>
-          <w:rPr>
-            <w:color w:val="0000EE"/>
-            <w:u w:val="single"/>
-          </w:rPr>
-          <w:t>1:2</w:t>
-        </w:r>
-      </w:hyperlink>
+      <w:r>
+        <w:rPr>
+          <w:lang w:val="hi_IN" w:bidi="hi_IN"/>
+        </w:rPr>
+        <w:t>1:2</w:t>
+      </w:r>
       <w:r>
         <w:rPr>
           <w:lang w:val="hi_IN" w:bidi="hi_IN"/>
@@ -28395,18 +28269,12 @@
         </w:rPr>
         <w:t xml:space="preserve">"याकूब शिक्षण साधन हेतु प्रश्न का प्रयोग करता है| यदि आपकी भाषा में सपष्ट हो सके तो आप उसके शब्दों का अनुवाद कथन रूप में या विस्मय बोधक वाक्य में कर सकते हैं| देखें कि आपने एक ऐसे ही वाक्यांश का आनुवाद </w:t>
       </w:r>
-      <w:hyperlink r:id="rId29">
-        <w:r>
-          <w:rPr>
-            <w:lang w:val="hi_IN" w:bidi="hi_IN"/>
-          </w:rPr>
-          <w:rPr>
-            <w:color w:val="0000EE"/>
-            <w:u w:val="single"/>
-          </w:rPr>
-          <w:t>2:14</w:t>
-        </w:r>
-      </w:hyperlink>
+      <w:r>
+        <w:rPr>
+          <w:lang w:val="hi_IN" w:bidi="hi_IN"/>
+        </w:rPr>
+        <w:t>2:14</w:t>
+      </w:r>
       <w:r>
         <w:rPr>
           <w:lang w:val="hi_IN" w:bidi="hi_IN"/>
@@ -28881,25 +28749,7 @@
         <w:rPr>
           <w:lang w:val="hi_IN" w:bidi="hi_IN"/>
         </w:rPr>
-        <w:t xml:space="preserve"> के स्पष्टीकरण हेतु सहायक ही होगा कि उसका अभिप्राय ""तुम में से कोई"" हैहै जिसको संबोधित किया जा रहा है जैसा </w:t>
-      </w:r>
-      <w:hyperlink r:id="rId30">
-        <w:r>
-          <w:rPr>
-            <w:lang w:val="hi_IN" w:bidi="hi_IN"/>
-          </w:rPr>
-          <w:rPr>
-            <w:color w:val="0000EE"/>
-            <w:u w:val="single"/>
-          </w:rPr>
-          <w:t>216</w:t>
-        </w:r>
-      </w:hyperlink>
-      <w:r>
-        <w:rPr>
-          <w:lang w:val="hi_IN" w:bidi="hi_IN"/>
-        </w:rPr>
-        <w:t xml:space="preserve"> में है और जब याकूब *</w:t>
+        <w:t xml:space="preserve"> के स्पष्टीकरण हेतु सहायक ही होगा कि उसका अभिप्राय ""तुम में से कोई"" हैहै जिसको संबोधित किया जा रहा है जैसा 216 में है और जब याकूब *</w:t>
       </w:r>
       <w:r>
         <w:rPr>
@@ -29221,18 +29071,12 @@
         </w:rPr>
         <w:t xml:space="preserve"> एकवचन में है क्योंकि याकूब उदाहरण देता है की कोई किसी व्यक्ति विशेष को संबोधित करे| तदोपरांत याकूब स्वयं ही इस पद के शेष भाग में और पद, </w:t>
       </w:r>
-      <w:hyperlink r:id="rId31">
-        <w:r>
-          <w:rPr>
-            <w:lang w:val="hi_IN" w:bidi="hi_IN"/>
-          </w:rPr>
-          <w:rPr>
-            <w:color w:val="0000EE"/>
-            <w:u w:val="single"/>
-          </w:rPr>
-          <w:t>19–22</w:t>
-        </w:r>
-      </w:hyperlink>
+      <w:r>
+        <w:rPr>
+          <w:lang w:val="hi_IN" w:bidi="hi_IN"/>
+        </w:rPr>
+        <w:t>19–22</w:t>
+      </w:r>
       <w:r>
         <w:rPr>
           <w:lang w:val="hi_IN" w:bidi="hi_IN"/>
@@ -30081,18 +29925,12 @@
         </w:rPr>
         <w:t xml:space="preserve">"जैसा याकूब: प्रस्तावना, भाग 1 में वर्णन किया गया है, याकूब के पत्र प्राप्तिकर्ता यीशु के विश्वासी ठेपरान्तु उनकी पृष्ठभूमि यहूदी थी| परिणामस्वरूप, उनको बोध होगा कि याकूब यहाँ अनिवार्य यहूदी विश्वास वचन का सन्दर्भ दे रहा है,""हे इस्राएल, सुन, यहोवा हमारा परमेश्वर है, यहोवा एक ही है|"" </w:t>
       </w:r>
-      <w:hyperlink r:id="rId32">
-        <w:r>
-          <w:rPr>
-            <w:lang w:val="hi_IN" w:bidi="hi_IN"/>
-          </w:rPr>
-          <w:rPr>
-            <w:color w:val="0000EE"/>
-            <w:u w:val="single"/>
-          </w:rPr>
-          <w:t>व्यवस्थाविवरण 6:4</w:t>
-        </w:r>
-      </w:hyperlink>
+      <w:r>
+        <w:rPr>
+          <w:lang w:val="hi_IN" w:bidi="hi_IN"/>
+        </w:rPr>
+        <w:t>व्यवस्थाविवरण 6:4</w:t>
+      </w:r>
       <w:r>
         <w:rPr>
           <w:lang w:val="hi_IN" w:bidi="hi_IN"/>
@@ -32478,18 +32316,12 @@
         </w:rPr>
         <w:t xml:space="preserve">"यह </w:t>
       </w:r>
-      <w:hyperlink r:id="rId33">
-        <w:r>
-          <w:rPr>
-            <w:lang w:val="hi_IN" w:bidi="hi_IN"/>
-          </w:rPr>
-          <w:rPr>
-            <w:color w:val="0000EE"/>
-            <w:u w:val="single"/>
-          </w:rPr>
-          <w:t>उत्पत्ति 15:6</w:t>
-        </w:r>
-      </w:hyperlink>
+      <w:r>
+        <w:rPr>
+          <w:lang w:val="hi_IN" w:bidi="hi_IN"/>
+        </w:rPr>
+        <w:t>उत्पत्ति 15:6</w:t>
+      </w:r>
       <w:r>
         <w:rPr>
           <w:lang w:val="hi_IN" w:bidi="hi_IN"/>
@@ -32594,36 +32426,24 @@
         </w:rPr>
         <w:t xml:space="preserve">"याकूब यह मानता है कि उसके पाठक जानते हैं कि </w:t>
       </w:r>
-      <w:hyperlink r:id="rId34">
-        <w:r>
-          <w:rPr>
-            <w:lang w:val="hi_IN" w:bidi="hi_IN"/>
-          </w:rPr>
-          <w:rPr>
-            <w:color w:val="0000EE"/>
-            <w:u w:val="single"/>
-          </w:rPr>
-          <w:t>41:8</w:t>
-        </w:r>
-      </w:hyperlink>
+      <w:r>
+        <w:rPr>
+          <w:lang w:val="hi_IN" w:bidi="hi_IN"/>
+        </w:rPr>
+        <w:t>41:8</w:t>
+      </w:r>
       <w:r>
         <w:rPr>
           <w:lang w:val="hi_IN" w:bidi="hi_IN"/>
         </w:rPr>
         <w:t xml:space="preserve"> में परमेश्वर इस्राएल को ""मेरे मित्र अब्राहम के वंश"" कहता है और \n</w:t>
       </w:r>
-      <w:hyperlink r:id="rId35">
-        <w:r>
-          <w:rPr>
-            <w:lang w:val="hi_IN" w:bidi="hi_IN"/>
-          </w:rPr>
-          <w:rPr>
-            <w:color w:val="0000EE"/>
-            <w:u w:val="single"/>
-          </w:rPr>
-          <w:t>2 Chronicles 20:7</w:t>
-        </w:r>
-      </w:hyperlink>
+      <w:r>
+        <w:rPr>
+          <w:lang w:val="hi_IN" w:bidi="hi_IN"/>
+        </w:rPr>
+        <w:t>2 Chronicles 20:7</w:t>
+      </w:r>
       <w:r>
         <w:rPr>
           <w:lang w:val="hi_IN" w:bidi="hi_IN"/>
@@ -34111,18 +33931,12 @@
         </w:rPr>
         <w:t xml:space="preserve">"याकूब इस शब्द के द्वारा एक सामान्य सिद्धांत का समावेश कराता है जो उस विवाद से निकाला जा सकता है जिसकी चर्चा वाहवाह </w:t>
       </w:r>
-      <w:hyperlink r:id="rId29">
-        <w:r>
-          <w:rPr>
-            <w:lang w:val="hi_IN" w:bidi="hi_IN"/>
-          </w:rPr>
-          <w:rPr>
-            <w:color w:val="0000EE"/>
-            <w:u w:val="single"/>
-          </w:rPr>
-          <w:t>2:14</w:t>
-        </w:r>
-      </w:hyperlink>
+      <w:r>
+        <w:rPr>
+          <w:lang w:val="hi_IN" w:bidi="hi_IN"/>
+        </w:rPr>
+        <w:t>2:14</w:t>
+      </w:r>
       <w:r>
         <w:rPr>
           <w:lang w:val="hi_IN" w:bidi="hi_IN"/>
@@ -34716,18 +34530,12 @@
         </w:rPr>
         <w:t xml:space="preserve">"देखें कि आपने </w:t>
       </w:r>
-      <w:hyperlink r:id="rId13">
-        <w:r>
-          <w:rPr>
-            <w:lang w:val="hi_IN" w:bidi="hi_IN"/>
-          </w:rPr>
-          <w:rPr>
-            <w:color w:val="0000EE"/>
-            <w:u w:val="single"/>
-          </w:rPr>
-          <w:t>1:2</w:t>
-        </w:r>
-      </w:hyperlink>
+      <w:r>
+        <w:rPr>
+          <w:lang w:val="hi_IN" w:bidi="hi_IN"/>
+        </w:rPr>
+        <w:t>1:2</w:t>
+      </w:r>
       <w:r>
         <w:rPr>
           <w:lang w:val="hi_IN" w:bidi="hi_IN"/>
@@ -35445,18 +35253,12 @@
         </w:rPr>
         <w:t xml:space="preserve">"जैसा </w:t>
       </w:r>
-      <w:hyperlink r:id="rId36">
-        <w:r>
-          <w:rPr>
-            <w:lang w:val="hi_IN" w:bidi="hi_IN"/>
-          </w:rPr>
-          <w:rPr>
-            <w:color w:val="0000EE"/>
-            <w:u w:val="single"/>
-          </w:rPr>
-          <w:t>2:10</w:t>
-        </w:r>
-      </w:hyperlink>
+      <w:r>
+        <w:rPr>
+          <w:lang w:val="hi_IN" w:bidi="hi_IN"/>
+        </w:rPr>
+        <w:t>2:10</w:t>
+      </w:r>
       <w:r>
         <w:rPr>
           <w:lang w:val="hi_IN" w:bidi="hi_IN"/>
@@ -35665,18 +35467,12 @@
         </w:rPr>
         <w:t xml:space="preserve">"जैसा </w:t>
       </w:r>
-      <w:hyperlink r:id="rId16">
-        <w:r>
-          <w:rPr>
-            <w:lang w:val="hi_IN" w:bidi="hi_IN"/>
-          </w:rPr>
-          <w:rPr>
-            <w:color w:val="0000EE"/>
-            <w:u w:val="single"/>
-          </w:rPr>
-          <w:t>1:4</w:t>
-        </w:r>
-      </w:hyperlink>
+      <w:r>
+        <w:rPr>
+          <w:lang w:val="hi_IN" w:bidi="hi_IN"/>
+        </w:rPr>
+        <w:t>1:4</w:t>
+      </w:r>
       <w:r>
         <w:rPr>
           <w:lang w:val="hi_IN" w:bidi="hi_IN"/>
@@ -35774,18 +35570,12 @@
         </w:rPr>
         <w:t xml:space="preserve">"जैसा </w:t>
       </w:r>
-      <w:hyperlink r:id="rId37">
-        <w:r>
-          <w:rPr>
-            <w:lang w:val="hi_IN" w:bidi="hi_IN"/>
-          </w:rPr>
-          <w:rPr>
-            <w:color w:val="0000EE"/>
-            <w:u w:val="single"/>
-          </w:rPr>
-          <w:t>1:26</w:t>
-        </w:r>
-      </w:hyperlink>
+      <w:r>
+        <w:rPr>
+          <w:lang w:val="hi_IN" w:bidi="hi_IN"/>
+        </w:rPr>
+        <w:t>1:26</w:t>
+      </w:r>
       <w:r>
         <w:rPr>
           <w:lang w:val="hi_IN" w:bidi="hi_IN"/>
@@ -42408,18 +42198,12 @@
         </w:rPr>
         <w:t xml:space="preserve"> शब्द का अनुवाद </w:t>
       </w:r>
-      <w:hyperlink r:id="rId38">
-        <w:r>
-          <w:rPr>
-            <w:lang w:val="hi_IN" w:bidi="hi_IN"/>
-          </w:rPr>
-          <w:rPr>
-            <w:color w:val="0000EE"/>
-            <w:u w:val="single"/>
-          </w:rPr>
-          <w:t>3:9</w:t>
-        </w:r>
-      </w:hyperlink>
+      <w:r>
+        <w:rPr>
+          <w:lang w:val="hi_IN" w:bidi="hi_IN"/>
+        </w:rPr>
+        <w:t>3:9</w:t>
+      </w:r>
       <w:r>
         <w:rPr>
           <w:lang w:val="hi_IN" w:bidi="hi_IN"/>
@@ -42582,18 +42366,12 @@
         </w:rPr>
         <w:t xml:space="preserve">"देखें कि आपने </w:t>
       </w:r>
-      <w:hyperlink r:id="rId13">
-        <w:r>
-          <w:rPr>
-            <w:lang w:val="hi_IN" w:bidi="hi_IN"/>
-          </w:rPr>
-          <w:rPr>
-            <w:color w:val="0000EE"/>
-            <w:u w:val="single"/>
-          </w:rPr>
-          <w:t>1:2</w:t>
-        </w:r>
-      </w:hyperlink>
+      <w:r>
+        <w:rPr>
+          <w:lang w:val="hi_IN" w:bidi="hi_IN"/>
+        </w:rPr>
+        <w:t>1:2</w:t>
+      </w:r>
       <w:r>
         <w:rPr>
           <w:lang w:val="hi_IN" w:bidi="hi_IN"/>
@@ -43485,18 +43263,12 @@
         </w:rPr>
         <w:t xml:space="preserve">"देखें कि आपने </w:t>
       </w:r>
-      <w:hyperlink r:id="rId13">
-        <w:r>
-          <w:rPr>
-            <w:lang w:val="hi_IN" w:bidi="hi_IN"/>
-          </w:rPr>
-          <w:rPr>
-            <w:color w:val="0000EE"/>
-            <w:u w:val="single"/>
-          </w:rPr>
-          <w:t>1:2</w:t>
-        </w:r>
-      </w:hyperlink>
+      <w:r>
+        <w:rPr>
+          <w:lang w:val="hi_IN" w:bidi="hi_IN"/>
+        </w:rPr>
+        <w:t>1:2</w:t>
+      </w:r>
       <w:r>
         <w:rPr>
           <w:lang w:val="hi_IN" w:bidi="hi_IN"/>
@@ -46465,18 +46237,12 @@
         </w:rPr>
         <w:t xml:space="preserve">"देखें कि आपने इसका अनुवाद </w:t>
       </w:r>
-      <w:hyperlink r:id="rId39">
-        <w:r>
-          <w:rPr>
-            <w:lang w:val="hi_IN" w:bidi="hi_IN"/>
-          </w:rPr>
-          <w:rPr>
-            <w:color w:val="0000EE"/>
-            <w:u w:val="single"/>
-          </w:rPr>
-          <w:t>3:15</w:t>
-        </w:r>
-      </w:hyperlink>
+      <w:r>
+        <w:rPr>
+          <w:lang w:val="hi_IN" w:bidi="hi_IN"/>
+        </w:rPr>
+        <w:t>3:15</w:t>
+      </w:r>
       <w:r>
         <w:rPr>
           <w:lang w:val="hi_IN" w:bidi="hi_IN"/>
@@ -47540,18 +47306,12 @@
         </w:rPr>
         <w:t xml:space="preserve">"जैसा </w:t>
       </w:r>
-      <w:hyperlink r:id="rId40">
-        <w:r>
-          <w:rPr>
-            <w:lang w:val="hi_IN" w:bidi="hi_IN"/>
-          </w:rPr>
-          <w:rPr>
-            <w:color w:val="0000EE"/>
-            <w:u w:val="single"/>
-          </w:rPr>
-          <w:t>3:6</w:t>
-        </w:r>
-      </w:hyperlink>
+      <w:r>
+        <w:rPr>
+          <w:lang w:val="hi_IN" w:bidi="hi_IN"/>
+        </w:rPr>
+        <w:t>3:6</w:t>
+      </w:r>
       <w:r>
         <w:rPr>
           <w:lang w:val="hi_IN" w:bidi="hi_IN"/>
@@ -48255,36 +48015,24 @@
         </w:rPr>
         <w:t xml:space="preserve"> शब्द का यथार्थ प्रयोग नहीं करता है| अपेक्षाकृत इसके अर्थ हो सकते हैं: (1) याकूब इस शब्द का प्रयोग लाक्षणिक और आत्मिक परिप्रेक्य में करता है कि ""घृणा"" का भाव प्रकट हो| इस उपयोग द्वारा यीशु और प्रेरितों की शिक्षाओं का प्रकाशन होता है| यीशु ने कहा था कि ""ह्त्या मत कर"" का प्रसंग क्रोध करने तथा मनुष्य का अपमान करने से भी है| (</w:t>
       </w:r>
-      <w:hyperlink r:id="rId41">
-        <w:r>
-          <w:rPr>
-            <w:lang w:val="hi_IN" w:bidi="hi_IN"/>
-          </w:rPr>
-          <w:rPr>
-            <w:color w:val="0000EE"/>
-            <w:u w:val="single"/>
-          </w:rPr>
-          <w:t>मत्ती 5:21–22</w:t>
-        </w:r>
-      </w:hyperlink>
+      <w:r>
+        <w:rPr>
+          <w:lang w:val="hi_IN" w:bidi="hi_IN"/>
+        </w:rPr>
+        <w:t>मत्ती 5:21–22</w:t>
+      </w:r>
       <w:r>
         <w:rPr>
           <w:lang w:val="hi_IN" w:bidi="hi_IN"/>
         </w:rPr>
         <w:t>). प्रेरित यूहन्ना ने लिखा है, ""जो कोई अपने भाई से बैर रखता है, वह हत्यारा है"" (</w:t>
       </w:r>
-      <w:hyperlink r:id="rId42">
-        <w:r>
-          <w:rPr>
-            <w:lang w:val="hi_IN" w:bidi="hi_IN"/>
-          </w:rPr>
-          <w:rPr>
-            <w:color w:val="0000EE"/>
-            <w:u w:val="single"/>
-          </w:rPr>
-          <w:t>1 यूहन्ना 3:15</w:t>
-        </w:r>
-      </w:hyperlink>
+      <w:r>
+        <w:rPr>
+          <w:lang w:val="hi_IN" w:bidi="hi_IN"/>
+        </w:rPr>
+        <w:t>1 यूहन्ना 3:15</w:t>
+      </w:r>
       <w:r>
         <w:rPr>
           <w:lang w:val="hi_IN" w:bidi="hi_IN"/>
@@ -48526,18 +48274,12 @@
         </w:rPr>
         <w:t xml:space="preserve">"जैसा </w:t>
       </w:r>
-      <w:hyperlink r:id="rId43">
-        <w:r>
-          <w:rPr>
-            <w:lang w:val="hi_IN" w:bidi="hi_IN"/>
-          </w:rPr>
-          <w:rPr>
-            <w:color w:val="0000EE"/>
-            <w:u w:val="single"/>
-          </w:rPr>
-          <w:t>4:1</w:t>
-        </w:r>
-      </w:hyperlink>
+      <w:r>
+        <w:rPr>
+          <w:lang w:val="hi_IN" w:bidi="hi_IN"/>
+        </w:rPr>
+        <w:t>4:1</w:t>
+      </w:r>
       <w:r>
         <w:rPr>
           <w:lang w:val="hi_IN" w:bidi="hi_IN"/>
@@ -49625,18 +49367,12 @@
         </w:rPr>
         <w:t xml:space="preserve">"जैसा </w:t>
       </w:r>
-      <w:hyperlink r:id="rId44">
-        <w:r>
-          <w:rPr>
-            <w:lang w:val="hi_IN" w:bidi="hi_IN"/>
-          </w:rPr>
-          <w:rPr>
-            <w:color w:val="0000EE"/>
-            <w:u w:val="single"/>
-          </w:rPr>
-          <w:t>1:27</w:t>
-        </w:r>
-      </w:hyperlink>
+      <w:r>
+        <w:rPr>
+          <w:lang w:val="hi_IN" w:bidi="hi_IN"/>
+        </w:rPr>
+        <w:t>1:27</w:t>
+      </w:r>
       <w:r>
         <w:rPr>
           <w:lang w:val="hi_IN" w:bidi="hi_IN"/>
@@ -50830,18 +50566,12 @@
         </w:rPr>
         <w:t xml:space="preserve"> का कर्ता हो सकता है, इस स्थिति में परमेश्वर उस क्रिया का कर्ता होगा| यह कथन भी व्यभिचार के रूपक से समन्वय में है| वैकल्पिक अनुवाद: ""परमेश्वर की लालसा जलनपूर्ण है कि हम उस आत्मा के अनुसार जीवन जीएं जिसको उसने हमारे भीतर अवस्थित किया है"" (3) इसका सन्दर्भ संभवतः मनुष्य की आत्मा से हो सकता है, इस स्थिति में यह कथन \n</w:t>
       </w:r>
-      <w:hyperlink r:id="rId45">
-        <w:r>
-          <w:rPr>
-            <w:lang w:val="hi_IN" w:bidi="hi_IN"/>
-          </w:rPr>
-          <w:rPr>
-            <w:color w:val="0000EE"/>
-            <w:u w:val="single"/>
-          </w:rPr>
-          <w:t>4:2</w:t>
-        </w:r>
-      </w:hyperlink>
+      <w:r>
+        <w:rPr>
+          <w:lang w:val="hi_IN" w:bidi="hi_IN"/>
+        </w:rPr>
+        <w:t>4:2</w:t>
+      </w:r>
       <w:r>
         <w:rPr>
           <w:lang w:val="hi_IN" w:bidi="hi_IN"/>
@@ -51363,18 +51093,12 @@
         </w:rPr>
         <w:t xml:space="preserve"> धर्मशास्त्र के सन्दर्भ में है, पिछले पद का पूर्ववर्ती है| यद्यपि, याकूब अब सामान्य शिक्षा की अपेक्षा एक निश्चित बाईबल अंश, \n </w:t>
       </w:r>
-      <w:hyperlink r:id="rId46">
-        <w:r>
-          <w:rPr>
-            <w:lang w:val="hi_IN" w:bidi="hi_IN"/>
-          </w:rPr>
-          <w:rPr>
-            <w:color w:val="0000EE"/>
-            <w:u w:val="single"/>
-          </w:rPr>
-          <w:t>नीतिवच 3:34</w:t>
-        </w:r>
-      </w:hyperlink>
+      <w:r>
+        <w:rPr>
+          <w:lang w:val="hi_IN" w:bidi="hi_IN"/>
+        </w:rPr>
+        <w:t>नीतिवच 3:34</w:t>
+      </w:r>
       <w:r>
         <w:rPr>
           <w:lang w:val="hi_IN" w:bidi="hi_IN"/>
@@ -53020,18 +52744,12 @@
         </w:rPr>
         <w:t xml:space="preserve">"देखें कि आपने इसका अनुवाद </w:t>
       </w:r>
-      <w:hyperlink r:id="rId47">
-        <w:r>
-          <w:rPr>
-            <w:lang w:val="hi_IN" w:bidi="hi_IN"/>
-          </w:rPr>
-          <w:rPr>
-            <w:color w:val="0000EE"/>
-            <w:u w:val="single"/>
-          </w:rPr>
-          <w:t>1:8</w:t>
-        </w:r>
-      </w:hyperlink>
+      <w:r>
+        <w:rPr>
+          <w:lang w:val="hi_IN" w:bidi="hi_IN"/>
+        </w:rPr>
+        <w:t>1:8</w:t>
+      </w:r>
       <w:r>
         <w:rPr>
           <w:lang w:val="hi_IN" w:bidi="hi_IN"/>
@@ -54370,18 +54088,12 @@
         </w:rPr>
         <w:t xml:space="preserve">"देखें कि आपने इस शब्द का अनुवाद </w:t>
       </w:r>
-      <w:hyperlink r:id="rId13">
-        <w:r>
-          <w:rPr>
-            <w:lang w:val="hi_IN" w:bidi="hi_IN"/>
-          </w:rPr>
-          <w:rPr>
-            <w:color w:val="0000EE"/>
-            <w:u w:val="single"/>
-          </w:rPr>
-          <w:t>1:2</w:t>
-        </w:r>
-      </w:hyperlink>
+      <w:r>
+        <w:rPr>
+          <w:lang w:val="hi_IN" w:bidi="hi_IN"/>
+        </w:rPr>
+        <w:t>1:2</w:t>
+      </w:r>
       <w:r>
         <w:rPr>
           <w:lang w:val="hi_IN" w:bidi="hi_IN"/>
@@ -54499,72 +54211,48 @@
         </w:rPr>
         <w:t xml:space="preserve"> से याकूब का वही अभिप्राय है जो </w:t>
       </w:r>
-      <w:hyperlink r:id="rId28">
-        <w:r>
-          <w:rPr>
-            <w:lang w:val="hi_IN" w:bidi="hi_IN"/>
-          </w:rPr>
-          <w:rPr>
-            <w:color w:val="0000EE"/>
-            <w:u w:val="single"/>
-          </w:rPr>
-          <w:t>2:8</w:t>
-        </w:r>
-      </w:hyperlink>
+      <w:r>
+        <w:rPr>
+          <w:lang w:val="hi_IN" w:bidi="hi_IN"/>
+        </w:rPr>
+        <w:t>2:8</w:t>
+      </w:r>
       <w:r>
         <w:rPr>
           <w:lang w:val="hi_IN" w:bidi="hi_IN"/>
         </w:rPr>
         <w:t xml:space="preserve"> में ""राज व्यवस्था"" से और </w:t>
       </w:r>
-      <w:hyperlink r:id="rId27">
-        <w:r>
-          <w:rPr>
-            <w:lang w:val="hi_IN" w:bidi="hi_IN"/>
-          </w:rPr>
-          <w:rPr>
-            <w:color w:val="0000EE"/>
-            <w:u w:val="single"/>
-          </w:rPr>
-          <w:t>1:25</w:t>
-        </w:r>
-      </w:hyperlink>
+      <w:r>
+        <w:rPr>
+          <w:lang w:val="hi_IN" w:bidi="hi_IN"/>
+        </w:rPr>
+        <w:t>1:25</w:t>
+      </w:r>
       <w:r>
         <w:rPr>
           <w:lang w:val="hi_IN" w:bidi="hi_IN"/>
         </w:rPr>
         <w:t xml:space="preserve"> और </w:t>
       </w:r>
-      <w:hyperlink r:id="rId19">
-        <w:r>
-          <w:rPr>
-            <w:lang w:val="hi_IN" w:bidi="hi_IN"/>
-          </w:rPr>
-          <w:rPr>
-            <w:color w:val="0000EE"/>
-            <w:u w:val="single"/>
-          </w:rPr>
-          <w:t>2:12</w:t>
-        </w:r>
-      </w:hyperlink>
+      <w:r>
+        <w:rPr>
+          <w:lang w:val="hi_IN" w:bidi="hi_IN"/>
+        </w:rPr>
+        <w:t>2:12</w:t>
+      </w:r>
       <w:r>
         <w:rPr>
           <w:lang w:val="hi_IN" w:bidi="hi_IN"/>
         </w:rPr>
         <w:t xml:space="preserve">.में""स्वतंत्रता की सिद्ध व्यवस्था"" से है| उसके कहने का अर्थ है, यह आज्ञा, ""अपने पदुई से अपने सामान प्रेम रख|"" याकूब अपने पाठकों को शिक्षा दे रहा है कि कहने या मानने से कि उनके साथी विश्वासी अनुचित काम कर रहे हैं तो वे इस आज्ञा का अनुपालन नहीं करते हैं और इस आज्ञा को वे अनुसरण हेतु महत्वपूर्ण नहीं मानते हैं| यदि आपके पाठकों के लिए सहायक सिद्ध हो सके तो आप इसका स्पष्ट संकेत दे सकते हैं| देखें कि आपने \n </w:t>
       </w:r>
-      <w:hyperlink r:id="rId28">
-        <w:r>
-          <w:rPr>
-            <w:lang w:val="hi_IN" w:bidi="hi_IN"/>
-          </w:rPr>
-          <w:rPr>
-            <w:color w:val="0000EE"/>
-            <w:u w:val="single"/>
-          </w:rPr>
-          <w:t>2:8</w:t>
-        </w:r>
-      </w:hyperlink>
+      <w:r>
+        <w:rPr>
+          <w:lang w:val="hi_IN" w:bidi="hi_IN"/>
+        </w:rPr>
+        <w:t>2:8</w:t>
+      </w:r>
       <w:r>
         <w:rPr>
           <w:lang w:val="hi_IN" w:bidi="hi_IN"/>
@@ -55478,18 +55166,12 @@
         </w:rPr>
         <w:t xml:space="preserve">"देखें कि आपने ""पडौसी शब्द का अनुवाद </w:t>
       </w:r>
-      <w:hyperlink r:id="rId28">
-        <w:r>
-          <w:rPr>
-            <w:lang w:val="hi_IN" w:bidi="hi_IN"/>
-          </w:rPr>
-          <w:rPr>
-            <w:color w:val="0000EE"/>
-            <w:u w:val="single"/>
-          </w:rPr>
-          <w:t>2:8</w:t>
-        </w:r>
-      </w:hyperlink>
+      <w:r>
+        <w:rPr>
+          <w:lang w:val="hi_IN" w:bidi="hi_IN"/>
+        </w:rPr>
+        <w:t>2:8</w:t>
+      </w:r>
       <w:r>
         <w:rPr>
           <w:lang w:val="hi_IN" w:bidi="hi_IN"/>
@@ -56950,18 +56632,12 @@
         </w:rPr>
         <w:t>"यह एक मुहावरा है| देखें कि आपने इसका अनुवाद \n</w:t>
       </w:r>
-      <w:hyperlink r:id="rId48">
-        <w:r>
-          <w:rPr>
-            <w:lang w:val="hi_IN" w:bidi="hi_IN"/>
-          </w:rPr>
-          <w:rPr>
-            <w:color w:val="0000EE"/>
-            <w:u w:val="single"/>
-          </w:rPr>
-          <w:t>4:13</w:t>
-        </w:r>
-      </w:hyperlink>
+      <w:r>
+        <w:rPr>
+          <w:lang w:val="hi_IN" w:bidi="hi_IN"/>
+        </w:rPr>
+        <w:t>4:13</w:t>
+      </w:r>
       <w:r>
         <w:rPr>
           <w:lang w:val="hi_IN" w:bidi="hi_IN"/>
@@ -57240,18 +56916,12 @@
         </w:rPr>
         <w:t xml:space="preserve">"अति संभव है कि याकूब उन विश्वासियों को सम्बोधिओत कर रहा है जी धनवान हैं, या कम से कम,वे धनवान लोग जो विश्वासियों की सभा में आते थे न कि धनवान अविश्वासियो को या सर्वनिष्ठ धनवानों को| ( इस पत्र का लक्ष्य था कि इसको उन सभाओं में पढ़ा जाए और याकूब </w:t>
       </w:r>
-      <w:hyperlink r:id="rId49">
-        <w:r>
-          <w:rPr>
-            <w:lang w:val="hi_IN" w:bidi="hi_IN"/>
-          </w:rPr>
-          <w:rPr>
-            <w:color w:val="0000EE"/>
-            <w:u w:val="single"/>
-          </w:rPr>
-          <w:t>110</w:t>
-        </w:r>
-      </w:hyperlink>
+      <w:r>
+        <w:rPr>
+          <w:lang w:val="hi_IN" w:bidi="hi_IN"/>
+        </w:rPr>
+        <w:t>110</w:t>
+      </w:r>
       <w:r>
         <w:rPr>
           <w:lang w:val="hi_IN" w:bidi="hi_IN"/>
@@ -57543,90 +57213,60 @@
         </w:rPr>
         <w:t xml:space="preserve">"यदि आपके पाठकों के लिए सहायक सिद्ध हो सके तो आप </w:t>
       </w:r>
-      <w:hyperlink r:id="rId50">
-        <w:r>
-          <w:rPr>
-            <w:lang w:val="hi_IN" w:bidi="hi_IN"/>
-          </w:rPr>
-          <w:rPr>
-            <w:color w:val="0000EE"/>
-            <w:u w:val="single"/>
-          </w:rPr>
-          <w:t>5:2</w:t>
-        </w:r>
-      </w:hyperlink>
+      <w:r>
+        <w:rPr>
+          <w:lang w:val="hi_IN" w:bidi="hi_IN"/>
+        </w:rPr>
+        <w:t>5:2</w:t>
+      </w:r>
       <w:r>
         <w:rPr>
           <w:lang w:val="hi_IN" w:bidi="hi_IN"/>
         </w:rPr>
         <w:t xml:space="preserve"> और </w:t>
       </w:r>
-      <w:hyperlink r:id="rId51">
-        <w:r>
-          <w:rPr>
-            <w:lang w:val="hi_IN" w:bidi="hi_IN"/>
-          </w:rPr>
-          <w:rPr>
-            <w:color w:val="0000EE"/>
-            <w:u w:val="single"/>
-          </w:rPr>
-          <w:t>5:3</w:t>
-        </w:r>
-      </w:hyperlink>
+      <w:r>
+        <w:rPr>
+          <w:lang w:val="hi_IN" w:bidi="hi_IN"/>
+        </w:rPr>
+        <w:t>5:3</w:t>
+      </w:r>
       <w:r>
         <w:rPr>
           <w:lang w:val="hi_IN" w:bidi="hi_IN"/>
         </w:rPr>
         <w:t xml:space="preserve"> को पद सेतु में संयोजित कर सकते हैं| आप </w:t>
       </w:r>
-      <w:hyperlink r:id="rId51">
-        <w:r>
-          <w:rPr>
-            <w:lang w:val="hi_IN" w:bidi="hi_IN"/>
-          </w:rPr>
-          <w:rPr>
-            <w:color w:val="0000EE"/>
-            <w:u w:val="single"/>
-          </w:rPr>
-          <w:t>5:3</w:t>
-        </w:r>
-      </w:hyperlink>
+      <w:r>
+        <w:rPr>
+          <w:lang w:val="hi_IN" w:bidi="hi_IN"/>
+        </w:rPr>
+        <w:t>5:3</w:t>
+      </w:r>
       <w:r>
         <w:rPr>
           <w:lang w:val="hi_IN" w:bidi="hi_IN"/>
         </w:rPr>
         <w:t xml:space="preserve"> के अंतिम वाक्य को पहले रख सकते हैं और उसके बाद सम्पूर्ण </w:t>
       </w:r>
-      <w:hyperlink r:id="rId50">
-        <w:r>
-          <w:rPr>
-            <w:lang w:val="hi_IN" w:bidi="hi_IN"/>
-          </w:rPr>
-          <w:rPr>
-            <w:color w:val="0000EE"/>
-            <w:u w:val="single"/>
-          </w:rPr>
-          <w:t>5:2</w:t>
-        </w:r>
-      </w:hyperlink>
+      <w:r>
+        <w:rPr>
+          <w:lang w:val="hi_IN" w:bidi="hi_IN"/>
+        </w:rPr>
+        <w:t>5:2</w:t>
+      </w:r>
       <w:r>
         <w:rPr>
           <w:lang w:val="hi_IN" w:bidi="hi_IN"/>
         </w:rPr>
         <w:t xml:space="preserve"> तदोपरांत शेष सम्पूर्ण </w:t>
       </w:r>
-      <w:hyperlink r:id="rId51">
-        <w:r>
-          <w:rPr>
-            <w:lang w:val="hi_IN" w:bidi="hi_IN"/>
-          </w:rPr>
-          <w:rPr>
-            <w:color w:val="0000EE"/>
-            <w:u w:val="single"/>
-          </w:rPr>
-          <w:t>5:3</w:t>
-        </w:r>
-      </w:hyperlink>
+      <w:r>
+        <w:rPr>
+          <w:lang w:val="hi_IN" w:bidi="hi_IN"/>
+        </w:rPr>
+        <w:t>5:3</w:t>
+      </w:r>
       <w:r>
         <w:rPr>
           <w:lang w:val="hi_IN" w:bidi="hi_IN"/>
@@ -58434,18 +58074,12 @@
         </w:rPr>
         <w:t xml:space="preserve">यदि आपने पद सेतु रचा है और आपने इस कथन,""तुम्हारे सोने-चांदी में काई लग गई है"" को </w:t>
       </w:r>
-      <w:hyperlink r:id="rId50">
-        <w:r>
-          <w:rPr>
-            <w:lang w:val="hi_IN" w:bidi="hi_IN"/>
-          </w:rPr>
-          <w:rPr>
-            <w:color w:val="0000EE"/>
-            <w:u w:val="single"/>
-          </w:rPr>
-          <w:t>5:2</w:t>
-        </w:r>
-      </w:hyperlink>
+      <w:r>
+        <w:rPr>
+          <w:lang w:val="hi_IN" w:bidi="hi_IN"/>
+        </w:rPr>
+        <w:t>5:2</w:t>
+      </w:r>
       <w:r>
         <w:rPr>
           <w:lang w:val="hi_IN" w:bidi="hi_IN"/>
@@ -59124,18 +58758,12 @@
         </w:rPr>
         <w:t xml:space="preserve"> में धन संचय किया है अर्थात उस समय में जब यीशु पुनः आने वाला है| यह अनुची काम है क्योंकि जब यीशु पुनः आएगा तब सांसारिक संपदा किसी काम की नहीं होगी| अधिकाधिक धनसंचय करने की अपेक्षा इन लोगों को अपनी धन-संपदा मनुष्यों के कल्याण में लगानी थी| वैकल्पिक अनुवाद: ""मनुष्यों की सहायता करने की अपेक्षा तुमने ऐसे समय में धन-संपदा का अनुचित उपार्जन किया है जब सांसारिक धन-संपदा का मूल्य ही नहीं रहेगा"" (2) संभवतः याकूब कह रहा है कि उनके अनुचित कार्य के द्वारा, जिसका वर्णन </w:t>
       </w:r>
-      <w:hyperlink r:id="rId52">
-        <w:r>
-          <w:rPr>
-            <w:lang w:val="hi_IN" w:bidi="hi_IN"/>
-          </w:rPr>
-          <w:rPr>
-            <w:color w:val="0000EE"/>
-            <w:u w:val="single"/>
-          </w:rPr>
-          <w:t>5:4–6</w:t>
-        </w:r>
-      </w:hyperlink>
+      <w:r>
+        <w:rPr>
+          <w:lang w:val="hi_IN" w:bidi="hi_IN"/>
+        </w:rPr>
+        <w:t>5:4–6</w:t>
+      </w:r>
       <w:r>
         <w:rPr>
           <w:lang w:val="hi_IN" w:bidi="hi_IN"/>
@@ -59253,18 +58881,12 @@
         </w:rPr>
         <w:t xml:space="preserve">"यदि उपरोक्त टिप्पणी में इस कथन की प्रथम व्याख्या सही है तो याकूब उस परिणाम का कारण देता है जिसका वर्णन उसने पिछले पद और इस पद के आरम्भ में किया है| यदि आपने </w:t>
       </w:r>
-      <w:hyperlink r:id="rId50">
-        <w:r>
-          <w:rPr>
-            <w:lang w:val="hi_IN" w:bidi="hi_IN"/>
-          </w:rPr>
-          <w:rPr>
-            <w:color w:val="0000EE"/>
-            <w:u w:val="single"/>
-          </w:rPr>
-          <w:t>5:2</w:t>
-        </w:r>
-      </w:hyperlink>
+      <w:r>
+        <w:rPr>
+          <w:lang w:val="hi_IN" w:bidi="hi_IN"/>
+        </w:rPr>
+        <w:t>5:2</w:t>
+      </w:r>
       <w:r>
         <w:rPr>
           <w:lang w:val="hi_IN" w:bidi="hi_IN"/>
@@ -60675,18 +60297,12 @@
         </w:rPr>
         <w:t>"संभवतः याकूब के कहने का अर्थ यह नहीं है कि इन धनवानों ने व्यक्तिगत रूप से ऐसा किया है|संभवतः वह \n</w:t>
       </w:r>
-      <w:hyperlink r:id="rId25">
-        <w:r>
-          <w:rPr>
-            <w:lang w:val="hi_IN" w:bidi="hi_IN"/>
-          </w:rPr>
-          <w:rPr>
-            <w:color w:val="0000EE"/>
-            <w:u w:val="single"/>
-          </w:rPr>
-          <w:t>2:6</w:t>
-        </w:r>
-      </w:hyperlink>
+      <w:r>
+        <w:rPr>
+          <w:lang w:val="hi_IN" w:bidi="hi_IN"/>
+        </w:rPr>
+        <w:t>2:6</w:t>
+      </w:r>
       <w:r>
         <w:rPr>
           <w:lang w:val="hi_IN" w:bidi="hi_IN"/>
@@ -61058,18 +60674,12 @@
         </w:rPr>
         <w:t xml:space="preserve">"उन सब बातों के प्रकाश में जो याकूब </w:t>
       </w:r>
-      <w:hyperlink r:id="rId53">
-        <w:r>
-          <w:rPr>
-            <w:lang w:val="hi_IN" w:bidi="hi_IN"/>
-          </w:rPr>
-          <w:rPr>
-            <w:color w:val="0000EE"/>
-            <w:u w:val="single"/>
-          </w:rPr>
-          <w:t>5:1–6</w:t>
-        </w:r>
-      </w:hyperlink>
+      <w:r>
+        <w:rPr>
+          <w:lang w:val="hi_IN" w:bidi="hi_IN"/>
+        </w:rPr>
+        <w:t>5:1–6</w:t>
+      </w:r>
       <w:r>
         <w:rPr>
           <w:lang w:val="hi_IN" w:bidi="hi_IN"/>
@@ -61278,18 +60888,12 @@
         </w:rPr>
         <w:t xml:space="preserve">"देखें कि आपने </w:t>
       </w:r>
-      <w:hyperlink r:id="rId13">
-        <w:r>
-          <w:rPr>
-            <w:lang w:val="hi_IN" w:bidi="hi_IN"/>
-          </w:rPr>
-          <w:rPr>
-            <w:color w:val="0000EE"/>
-            <w:u w:val="single"/>
-          </w:rPr>
-          <w:t>1:2</w:t>
-        </w:r>
-      </w:hyperlink>
+      <w:r>
+        <w:rPr>
+          <w:lang w:val="hi_IN" w:bidi="hi_IN"/>
+        </w:rPr>
+        <w:t>1:2</w:t>
+      </w:r>
       <w:r>
         <w:rPr>
           <w:lang w:val="hi_IN" w:bidi="hi_IN"/>
@@ -62483,18 +62087,12 @@
         </w:rPr>
         <w:t xml:space="preserve"> का अनुवाद </w:t>
       </w:r>
-      <w:hyperlink r:id="rId13">
-        <w:r>
-          <w:rPr>
-            <w:lang w:val="hi_IN" w:bidi="hi_IN"/>
-          </w:rPr>
-          <w:rPr>
-            <w:color w:val="0000EE"/>
-            <w:u w:val="single"/>
-          </w:rPr>
-          <w:t>1:2</w:t>
-        </w:r>
-      </w:hyperlink>
+      <w:r>
+        <w:rPr>
+          <w:lang w:val="hi_IN" w:bidi="hi_IN"/>
+        </w:rPr>
+        <w:t>1:2</w:t>
+      </w:r>
       <w:r>
         <w:rPr>
           <w:lang w:val="hi_IN" w:bidi="hi_IN"/>
@@ -62957,18 +62555,12 @@
         </w:rPr>
         <w:t xml:space="preserve">"देखें कि आपने </w:t>
       </w:r>
-      <w:hyperlink r:id="rId13">
-        <w:r>
-          <w:rPr>
-            <w:lang w:val="hi_IN" w:bidi="hi_IN"/>
-          </w:rPr>
-          <w:rPr>
-            <w:color w:val="0000EE"/>
-            <w:u w:val="single"/>
-          </w:rPr>
-          <w:t>1:2</w:t>
-        </w:r>
-      </w:hyperlink>
+      <w:r>
+        <w:rPr>
+          <w:lang w:val="hi_IN" w:bidi="hi_IN"/>
+        </w:rPr>
+        <w:t>1:2</w:t>
+      </w:r>
       <w:r>
         <w:rPr>
           <w:lang w:val="hi_IN" w:bidi="hi_IN"/>
@@ -63848,18 +63440,12 @@
         </w:rPr>
         <w:t xml:space="preserve">"देखें कि आपने </w:t>
       </w:r>
-      <w:hyperlink r:id="rId13">
-        <w:r>
-          <w:rPr>
-            <w:lang w:val="hi_IN" w:bidi="hi_IN"/>
-          </w:rPr>
-          <w:rPr>
-            <w:color w:val="0000EE"/>
-            <w:u w:val="single"/>
-          </w:rPr>
-          <w:t>1:2</w:t>
-        </w:r>
-      </w:hyperlink>
+      <w:r>
+        <w:rPr>
+          <w:lang w:val="hi_IN" w:bidi="hi_IN"/>
+        </w:rPr>
+        <w:t>1:2</w:t>
+      </w:r>
       <w:r>
         <w:rPr>
           <w:lang w:val="hi_IN" w:bidi="hi_IN"/>
@@ -66981,18 +66567,12 @@
         </w:rPr>
         <w:t xml:space="preserve">\nजैसा </w:t>
       </w:r>
-      <w:hyperlink r:id="rId54">
-        <w:r>
-          <w:rPr>
-            <w:lang w:val="hi_IN" w:bidi="hi_IN"/>
-          </w:rPr>
-          <w:rPr>
-            <w:color w:val="0000EE"/>
-            <w:u w:val="single"/>
-          </w:rPr>
-          <w:t>5:7</w:t>
-        </w:r>
-      </w:hyperlink>
+      <w:r>
+        <w:rPr>
+          <w:lang w:val="hi_IN" w:bidi="hi_IN"/>
+        </w:rPr>
+        <w:t>5:7</w:t>
+      </w:r>
       <w:r>
         <w:rPr>
           <w:lang w:val="hi_IN" w:bidi="hi_IN"/>
@@ -67103,18 +66683,12 @@
         </w:rPr>
         <w:t xml:space="preserve"> शब्द का अनुवाद </w:t>
       </w:r>
-      <w:hyperlink r:id="rId13">
-        <w:r>
-          <w:rPr>
-            <w:lang w:val="hi_IN" w:bidi="hi_IN"/>
-          </w:rPr>
-          <w:rPr>
-            <w:color w:val="0000EE"/>
-            <w:u w:val="single"/>
-          </w:rPr>
-          <w:t>1:2</w:t>
-        </w:r>
-      </w:hyperlink>
+      <w:r>
+        <w:rPr>
+          <w:lang w:val="hi_IN" w:bidi="hi_IN"/>
+        </w:rPr>
+        <w:t>1:2</w:t>
+      </w:r>
       <w:r>
         <w:rPr>
           <w:lang w:val="hi_IN" w:bidi="hi_IN"/>
@@ -67219,18 +66793,12 @@
         </w:rPr>
         <w:t xml:space="preserve">"जैसा </w:t>
       </w:r>
-      <w:hyperlink r:id="rId17">
-        <w:r>
-          <w:rPr>
-            <w:lang w:val="hi_IN" w:bidi="hi_IN"/>
-          </w:rPr>
-          <w:rPr>
-            <w:color w:val="0000EE"/>
-            <w:u w:val="single"/>
-          </w:rPr>
-          <w:t>1:16</w:t>
-        </w:r>
-      </w:hyperlink>
+      <w:r>
+        <w:rPr>
+          <w:lang w:val="hi_IN" w:bidi="hi_IN"/>
+        </w:rPr>
+        <w:t>1:16</w:t>
+      </w:r>
       <w:r>
         <w:rPr>
           <w:lang w:val="hi_IN" w:bidi="hi_IN"/>

--- a/hin/docx/59.content.docx
+++ b/hin/docx/59.content.docx
@@ -33852,6 +33852,26 @@
           <w:lang w:val="hi_IN" w:bidi="hi_IN"/>
         </w:rPr>
         <w:t xml:space="preserve"> भी द्वीवचन में होगी, यदि आपकी भाषा में इस रूप का प्रावधान है| \n</w:t>
+      </w:r>
+    </w:p>
+    <w:p>
+      <w:pPr/>
+      <w:r>
+        <w:rPr>
+          <w:lang w:val="hi_IN" w:bidi="hi_IN"/>
+        </w:rPr>
+      </w:r>
+      <w:r>
+        <w:rPr>
+          <w:lang w:val="hi_IN" w:bidi="hi_IN"/>
+        </w:rPr>
+        <w:t xml:space="preserve">देखें: </w:t>
+      </w:r>
+      <w:r>
+        <w:rPr>
+          <w:lang w:val="hi_IN" w:bidi="hi_IN"/>
+        </w:rPr>
+        <w:t>सर्वनाम</w:t>
       </w:r>
       <w:r>
         <w:rPr>

--- a/hin/docx/59.content.docx
+++ b/hin/docx/59.content.docx
@@ -890,6 +890,152 @@
         <w:rPr>
           <w:lang w:val="hi_IN" w:bidi="hi_IN"/>
         </w:rPr>
+        <w:t>याकूब 1:1 (#1)</w:t>
+      </w:r>
+      <w:r>
+        <w:rPr>
+          <w:lang w:val="hi_IN" w:bidi="hi_IN"/>
+        </w:rPr>
+      </w:r>
+    </w:p>
+    <w:p>
+      <w:pPr/>
+      <w:r>
+        <w:rPr>
+          <w:lang w:val="hi_IN" w:bidi="hi_IN"/>
+        </w:rPr>
+      </w:r>
+      <w:r>
+        <w:rPr>
+          <w:b/>
+          <w:lang w:val="hi_IN" w:bidi="hi_IN"/>
+        </w:rPr>
+        <w:t>""</w:t>
+      </w:r>
+    </w:p>
+    <w:p>
+      <w:pPr/>
+      <w:r>
+        <w:rPr>
+          <w:lang w:val="hi_IN" w:bidi="hi_IN"/>
+        </w:rPr>
+      </w:r>
+      <w:r>
+        <w:rPr>
+          <w:lang w:val="hi_IN" w:bidi="hi_IN"/>
+        </w:rPr>
+        <w:t>General Information:\n\n</w:t>
+      </w:r>
+      <w:r>
+        <w:rPr>
+          <w:lang w:val="hi_IN" w:bidi="hi_IN"/>
+        </w:rPr>
+      </w:r>
+      <w:r>
+        <w:rPr>
+          <w:lang w:val="hi_IN" w:bidi="hi_IN"/>
+        </w:rPr>
+      </w:r>
+    </w:p>
+    <w:p>
+      <w:pPr/>
+      <w:r>
+        <w:rPr>
+          <w:lang w:val="hi_IN" w:bidi="hi_IN"/>
+        </w:rPr>
+      </w:r>
+    </w:p>
+    <w:p>
+      <w:pPr>
+        <w:pStyle w:val="Heading2"/>
+      </w:pPr>
+      <w:r>
+        <w:rPr>
+          <w:lang w:val="hi_IN" w:bidi="hi_IN"/>
+        </w:rPr>
+        <w:t>याकूब 1:1 (#1)</w:t>
+      </w:r>
+      <w:r>
+        <w:rPr>
+          <w:lang w:val="hi_IN" w:bidi="hi_IN"/>
+        </w:rPr>
+      </w:r>
+    </w:p>
+    <w:p>
+      <w:pPr/>
+      <w:r>
+        <w:rPr>
+          <w:lang w:val="hi_IN" w:bidi="hi_IN"/>
+        </w:rPr>
+      </w:r>
+      <w:r>
+        <w:rPr>
+          <w:b/>
+          <w:lang w:val="hi_IN" w:bidi="hi_IN"/>
+        </w:rPr>
+        <w:t>"याकूब की ओर से"</w:t>
+      </w:r>
+    </w:p>
+    <w:p>
+      <w:pPr/>
+      <w:r>
+        <w:rPr>
+          <w:lang w:val="hi_IN" w:bidi="hi_IN"/>
+        </w:rPr>
+      </w:r>
+      <w:r>
+        <w:rPr>
+          <w:lang w:val="hi_IN" w:bidi="hi_IN"/>
+        </w:rPr>
+        <w:t>"यह नाम उस पुरुष का है जो यीशु का आधा भाई था| उसके बारे में जानकारी हेतु देखें याकूब: प्रस्तावना, भाग 1.\n</w:t>
+      </w:r>
+    </w:p>
+    <w:p>
+      <w:pPr/>
+      <w:r>
+        <w:rPr>
+          <w:lang w:val="hi_IN" w:bidi="hi_IN"/>
+        </w:rPr>
+      </w:r>
+      <w:r>
+        <w:rPr>
+          <w:lang w:val="hi_IN" w:bidi="hi_IN"/>
+        </w:rPr>
+        <w:t xml:space="preserve">देखें: </w:t>
+      </w:r>
+      <w:r>
+        <w:rPr>
+          <w:lang w:val="hi_IN" w:bidi="hi_IN"/>
+        </w:rPr>
+        <w:t>नामों का अनुवाद कैसे करें</w:t>
+      </w:r>
+      <w:r>
+        <w:rPr>
+          <w:lang w:val="hi_IN" w:bidi="hi_IN"/>
+        </w:rPr>
+      </w:r>
+      <w:r>
+        <w:rPr>
+          <w:lang w:val="hi_IN" w:bidi="hi_IN"/>
+        </w:rPr>
+      </w:r>
+    </w:p>
+    <w:p>
+      <w:pPr/>
+      <w:r>
+        <w:rPr>
+          <w:lang w:val="hi_IN" w:bidi="hi_IN"/>
+        </w:rPr>
+      </w:r>
+    </w:p>
+    <w:p>
+      <w:pPr>
+        <w:pStyle w:val="Heading2"/>
+      </w:pPr>
+      <w:r>
+        <w:rPr>
+          <w:lang w:val="hi_IN" w:bidi="hi_IN"/>
+        </w:rPr>
         <w:t>याकूब 1:2 (#1)</w:t>
       </w:r>
       <w:r>
@@ -6615,6 +6761,69 @@
         <w:rPr>
           <w:lang w:val="hi_IN" w:bidi="hi_IN"/>
         </w:rPr>
+        <w:t>याकूब 1:12 (#1)</w:t>
+      </w:r>
+      <w:r>
+        <w:rPr>
+          <w:lang w:val="hi_IN" w:bidi="hi_IN"/>
+        </w:rPr>
+      </w:r>
+    </w:p>
+    <w:p>
+      <w:pPr/>
+      <w:r>
+        <w:rPr>
+          <w:lang w:val="hi_IN" w:bidi="hi_IN"/>
+        </w:rPr>
+      </w:r>
+      <w:r>
+        <w:rPr>
+          <w:b/>
+          <w:lang w:val="hi_IN" w:bidi="hi_IN"/>
+        </w:rPr>
+        <w:t>""</w:t>
+      </w:r>
+    </w:p>
+    <w:p>
+      <w:pPr/>
+      <w:r>
+        <w:rPr>
+          <w:lang w:val="hi_IN" w:bidi="hi_IN"/>
+        </w:rPr>
+      </w:r>
+      <w:r>
+        <w:rPr>
+          <w:lang w:val="hi_IN" w:bidi="hi_IN"/>
+        </w:rPr>
+        <w:t>Connecting Statement:\n\n</w:t>
+      </w:r>
+      <w:r>
+        <w:rPr>
+          <w:lang w:val="hi_IN" w:bidi="hi_IN"/>
+        </w:rPr>
+      </w:r>
+      <w:r>
+        <w:rPr>
+          <w:lang w:val="hi_IN" w:bidi="hi_IN"/>
+        </w:rPr>
+      </w:r>
+    </w:p>
+    <w:p>
+      <w:pPr/>
+      <w:r>
+        <w:rPr>
+          <w:lang w:val="hi_IN" w:bidi="hi_IN"/>
+        </w:rPr>
+      </w:r>
+    </w:p>
+    <w:p>
+      <w:pPr>
+        <w:pStyle w:val="Heading2"/>
+      </w:pPr>
+      <w:r>
+        <w:rPr>
+          <w:lang w:val="hi_IN" w:bidi="hi_IN"/>
+        </w:rPr>
         <w:t>याकूब 1:13 (#2)</w:t>
       </w:r>
       <w:r>
@@ -6941,6 +7150,63 @@
         <w:rPr>
           <w:lang w:val="hi_IN" w:bidi="hi_IN"/>
         </w:rPr>
+        <w:t>याकूब 1:13 (#1)</w:t>
+      </w:r>
+      <w:r>
+        <w:rPr>
+          <w:lang w:val="hi_IN" w:bidi="hi_IN"/>
+        </w:rPr>
+      </w:r>
+    </w:p>
+    <w:p>
+      <w:pPr/>
+      <w:r>
+        <w:rPr>
+          <w:lang w:val="hi_IN" w:bidi="hi_IN"/>
+        </w:rPr>
+      </w:r>
+      <w:r>
+        <w:rPr>
+          <w:b/>
+          <w:lang w:val="hi_IN" w:bidi="hi_IN"/>
+        </w:rPr>
+        <w:t>"मेरी"</w:t>
+      </w:r>
+    </w:p>
+    <w:p>
+      <w:pPr/>
+      <w:r>
+        <w:rPr>
+          <w:lang w:val="hi_IN" w:bidi="hi_IN"/>
+        </w:rPr>
+      </w:r>
+      <w:r>
+        <w:rPr>
+          <w:lang w:val="hi_IN" w:bidi="hi_IN"/>
+        </w:rPr>
+      </w:r>
+      <w:r>
+        <w:rPr>
+          <w:lang w:val="hi_IN" w:bidi="hi_IN"/>
+        </w:rPr>
+      </w:r>
+    </w:p>
+    <w:p>
+      <w:pPr/>
+      <w:r>
+        <w:rPr>
+          <w:lang w:val="hi_IN" w:bidi="hi_IN"/>
+        </w:rPr>
+      </w:r>
+    </w:p>
+    <w:p>
+      <w:pPr>
+        <w:pStyle w:val="Heading2"/>
+      </w:pPr>
+      <w:r>
+        <w:rPr>
+          <w:lang w:val="hi_IN" w:bidi="hi_IN"/>
+        </w:rPr>
         <w:t>याकूब 1:14 (#1)</w:t>
       </w:r>
       <w:r>
@@ -13431,6 +13697,76 @@
         <w:rPr>
           <w:lang w:val="hi_IN" w:bidi="hi_IN"/>
         </w:rPr>
+        <w:t>याकूब 1:23 (#1)</w:t>
+      </w:r>
+      <w:r>
+        <w:rPr>
+          <w:lang w:val="hi_IN" w:bidi="hi_IN"/>
+        </w:rPr>
+      </w:r>
+    </w:p>
+    <w:p>
+      <w:pPr/>
+      <w:r>
+        <w:rPr>
+          <w:lang w:val="hi_IN" w:bidi="hi_IN"/>
+        </w:rPr>
+      </w:r>
+      <w:r>
+        <w:rPr>
+          <w:b/>
+          <w:lang w:val="hi_IN" w:bidi="hi_IN"/>
+        </w:rPr>
+        <w:t>"क्योंकि जो कोई वचन का सुननेवाला हो,"</w:t>
+      </w:r>
+      <w:r>
+        <w:rPr>
+          <w:lang w:val="hi_IN" w:bidi="hi_IN"/>
+        </w:rPr>
+        <w:t xml:space="preserve"> - </w:t>
+      </w:r>
+      <w:r>
+        <w:rPr>
+          <w:b/>
+          <w:lang w:val="hi_IN" w:bidi="hi_IN"/>
+        </w:rPr>
+        <w:t>"उस"</w:t>
+      </w:r>
+    </w:p>
+    <w:p>
+      <w:pPr/>
+      <w:r>
+        <w:rPr>
+          <w:lang w:val="hi_IN" w:bidi="hi_IN"/>
+        </w:rPr>
+      </w:r>
+      <w:r>
+        <w:rPr>
+          <w:lang w:val="hi_IN" w:bidi="hi_IN"/>
+        </w:rPr>
+      </w:r>
+      <w:r>
+        <w:rPr>
+          <w:lang w:val="hi_IN" w:bidi="hi_IN"/>
+        </w:rPr>
+      </w:r>
+    </w:p>
+    <w:p>
+      <w:pPr/>
+      <w:r>
+        <w:rPr>
+          <w:lang w:val="hi_IN" w:bidi="hi_IN"/>
+        </w:rPr>
+      </w:r>
+    </w:p>
+    <w:p>
+      <w:pPr>
+        <w:pStyle w:val="Heading2"/>
+      </w:pPr>
+      <w:r>
+        <w:rPr>
+          <w:lang w:val="hi_IN" w:bidi="hi_IN"/>
+        </w:rPr>
         <w:t>याकूब 1:24 (#1)</w:t>
       </w:r>
       <w:r>
@@ -16073,6 +16409,63 @@
         <w:rPr>
           <w:lang w:val="hi_IN" w:bidi="hi_IN"/>
         </w:rPr>
+        <w:t>याकूब 1:26 (#3)</w:t>
+      </w:r>
+      <w:r>
+        <w:rPr>
+          <w:lang w:val="hi_IN" w:bidi="hi_IN"/>
+        </w:rPr>
+      </w:r>
+    </w:p>
+    <w:p>
+      <w:pPr/>
+      <w:r>
+        <w:rPr>
+          <w:lang w:val="hi_IN" w:bidi="hi_IN"/>
+        </w:rPr>
+      </w:r>
+      <w:r>
+        <w:rPr>
+          <w:b/>
+          <w:lang w:val="hi_IN" w:bidi="hi_IN"/>
+        </w:rPr>
+        <w:t>"धोखा दे, तो"</w:t>
+      </w:r>
+    </w:p>
+    <w:p>
+      <w:pPr/>
+      <w:r>
+        <w:rPr>
+          <w:lang w:val="hi_IN" w:bidi="hi_IN"/>
+        </w:rPr>
+      </w:r>
+      <w:r>
+        <w:rPr>
+          <w:lang w:val="hi_IN" w:bidi="hi_IN"/>
+        </w:rPr>
+      </w:r>
+      <w:r>
+        <w:rPr>
+          <w:lang w:val="hi_IN" w:bidi="hi_IN"/>
+        </w:rPr>
+      </w:r>
+    </w:p>
+    <w:p>
+      <w:pPr/>
+      <w:r>
+        <w:rPr>
+          <w:lang w:val="hi_IN" w:bidi="hi_IN"/>
+        </w:rPr>
+      </w:r>
+    </w:p>
+    <w:p>
+      <w:pPr>
+        <w:pStyle w:val="Heading2"/>
+      </w:pPr>
+      <w:r>
+        <w:rPr>
+          <w:lang w:val="hi_IN" w:bidi="hi_IN"/>
+        </w:rPr>
         <w:t>याकूब 1:27 (#1)</w:t>
       </w:r>
       <w:r>
@@ -17634,6 +18027,69 @@
         <w:rPr>
           <w:lang w:val="hi_IN" w:bidi="hi_IN"/>
         </w:rPr>
+        <w:t>याकूब 2:1 (#1)</w:t>
+      </w:r>
+      <w:r>
+        <w:rPr>
+          <w:lang w:val="hi_IN" w:bidi="hi_IN"/>
+        </w:rPr>
+      </w:r>
+    </w:p>
+    <w:p>
+      <w:pPr/>
+      <w:r>
+        <w:rPr>
+          <w:lang w:val="hi_IN" w:bidi="hi_IN"/>
+        </w:rPr>
+      </w:r>
+      <w:r>
+        <w:rPr>
+          <w:b/>
+          <w:lang w:val="hi_IN" w:bidi="hi_IN"/>
+        </w:rPr>
+        <w:t>""</w:t>
+      </w:r>
+    </w:p>
+    <w:p>
+      <w:pPr/>
+      <w:r>
+        <w:rPr>
+          <w:lang w:val="hi_IN" w:bidi="hi_IN"/>
+        </w:rPr>
+      </w:r>
+      <w:r>
+        <w:rPr>
+          <w:lang w:val="hi_IN" w:bidi="hi_IN"/>
+        </w:rPr>
+        <w:t>Connecting Statement:\n\n</w:t>
+      </w:r>
+      <w:r>
+        <w:rPr>
+          <w:lang w:val="hi_IN" w:bidi="hi_IN"/>
+        </w:rPr>
+      </w:r>
+      <w:r>
+        <w:rPr>
+          <w:lang w:val="hi_IN" w:bidi="hi_IN"/>
+        </w:rPr>
+      </w:r>
+    </w:p>
+    <w:p>
+      <w:pPr/>
+      <w:r>
+        <w:rPr>
+          <w:lang w:val="hi_IN" w:bidi="hi_IN"/>
+        </w:rPr>
+      </w:r>
+    </w:p>
+    <w:p>
+      <w:pPr>
+        <w:pStyle w:val="Heading2"/>
+      </w:pPr>
+      <w:r>
+        <w:rPr>
+          <w:lang w:val="hi_IN" w:bidi="hi_IN"/>
+        </w:rPr>
         <w:t>याकूब 2:2 (#1)</w:t>
       </w:r>
       <w:r>
@@ -21640,6 +22096,96 @@
         <w:rPr>
           <w:lang w:val="hi_IN" w:bidi="hi_IN"/>
         </w:rPr>
+        <w:t>याकूब 2:6 (#1)</w:t>
+      </w:r>
+      <w:r>
+        <w:rPr>
+          <w:lang w:val="hi_IN" w:bidi="hi_IN"/>
+        </w:rPr>
+      </w:r>
+    </w:p>
+    <w:p>
+      <w:pPr/>
+      <w:r>
+        <w:rPr>
+          <w:lang w:val="hi_IN" w:bidi="hi_IN"/>
+        </w:rPr>
+      </w:r>
+      <w:r>
+        <w:rPr>
+          <w:b/>
+          <w:lang w:val="hi_IN" w:bidi="hi_IN"/>
+        </w:rPr>
+        <w:t>"पर तुम उस"</w:t>
+      </w:r>
+      <w:r>
+        <w:rPr>
+          <w:lang w:val="hi_IN" w:bidi="hi_IN"/>
+        </w:rPr>
+        <w:t xml:space="preserve"> - </w:t>
+      </w:r>
+      <w:r>
+        <w:rPr>
+          <w:b/>
+          <w:lang w:val="hi_IN" w:bidi="hi_IN"/>
+        </w:rPr>
+        <w:t>"अपमान किया"</w:t>
+      </w:r>
+    </w:p>
+    <w:p>
+      <w:pPr/>
+      <w:r>
+        <w:rPr>
+          <w:lang w:val="hi_IN" w:bidi="hi_IN"/>
+        </w:rPr>
+      </w:r>
+    </w:p>
+    <w:p>
+      <w:pPr/>
+      <w:r>
+        <w:rPr>
+          <w:lang w:val="hi_IN" w:bidi="hi_IN"/>
+        </w:rPr>
+      </w:r>
+      <w:r>
+        <w:rPr>
+          <w:lang w:val="hi_IN" w:bidi="hi_IN"/>
+        </w:rPr>
+        <w:t xml:space="preserve">देखें: </w:t>
+      </w:r>
+      <w:r>
+        <w:rPr>
+          <w:lang w:val="hi_IN" w:bidi="hi_IN"/>
+        </w:rPr>
+        <w:t>'आप' के रूप</w:t>
+      </w:r>
+      <w:r>
+        <w:rPr>
+          <w:lang w:val="hi_IN" w:bidi="hi_IN"/>
+        </w:rPr>
+      </w:r>
+      <w:r>
+        <w:rPr>
+          <w:lang w:val="hi_IN" w:bidi="hi_IN"/>
+        </w:rPr>
+      </w:r>
+    </w:p>
+    <w:p>
+      <w:pPr/>
+      <w:r>
+        <w:rPr>
+          <w:lang w:val="hi_IN" w:bidi="hi_IN"/>
+        </w:rPr>
+      </w:r>
+    </w:p>
+    <w:p>
+      <w:pPr>
+        <w:pStyle w:val="Heading2"/>
+      </w:pPr>
+      <w:r>
+        <w:rPr>
+          <w:lang w:val="hi_IN" w:bidi="hi_IN"/>
+        </w:rPr>
         <w:t>याकूब 2:7 (#1)</w:t>
       </w:r>
       <w:r>
@@ -22934,6 +23480,83 @@
         <w:rPr>
           <w:lang w:val="hi_IN" w:bidi="hi_IN"/>
         </w:rPr>
+        <w:t>याकूब 2:8 (#1)</w:t>
+      </w:r>
+      <w:r>
+        <w:rPr>
+          <w:lang w:val="hi_IN" w:bidi="hi_IN"/>
+        </w:rPr>
+      </w:r>
+    </w:p>
+    <w:p>
+      <w:pPr/>
+      <w:r>
+        <w:rPr>
+          <w:lang w:val="hi_IN" w:bidi="hi_IN"/>
+        </w:rPr>
+      </w:r>
+      <w:r>
+        <w:rPr>
+          <w:b/>
+          <w:lang w:val="hi_IN" w:bidi="hi_IN"/>
+        </w:rPr>
+        <w:t>"तो"</w:t>
+      </w:r>
+    </w:p>
+    <w:p>
+      <w:pPr/>
+      <w:r>
+        <w:rPr>
+          <w:lang w:val="hi_IN" w:bidi="hi_IN"/>
+        </w:rPr>
+      </w:r>
+    </w:p>
+    <w:p>
+      <w:pPr/>
+      <w:r>
+        <w:rPr>
+          <w:lang w:val="hi_IN" w:bidi="hi_IN"/>
+        </w:rPr>
+      </w:r>
+      <w:r>
+        <w:rPr>
+          <w:lang w:val="hi_IN" w:bidi="hi_IN"/>
+        </w:rPr>
+        <w:t xml:space="preserve">देखें: </w:t>
+      </w:r>
+      <w:r>
+        <w:rPr>
+          <w:lang w:val="hi_IN" w:bidi="hi_IN"/>
+        </w:rPr>
+        <w:t>'आप' के रूप</w:t>
+      </w:r>
+      <w:r>
+        <w:rPr>
+          <w:lang w:val="hi_IN" w:bidi="hi_IN"/>
+        </w:rPr>
+      </w:r>
+      <w:r>
+        <w:rPr>
+          <w:lang w:val="hi_IN" w:bidi="hi_IN"/>
+        </w:rPr>
+      </w:r>
+    </w:p>
+    <w:p>
+      <w:pPr/>
+      <w:r>
+        <w:rPr>
+          <w:lang w:val="hi_IN" w:bidi="hi_IN"/>
+        </w:rPr>
+      </w:r>
+    </w:p>
+    <w:p>
+      <w:pPr>
+        <w:pStyle w:val="Heading2"/>
+      </w:pPr>
+      <w:r>
+        <w:rPr>
+          <w:lang w:val="hi_IN" w:bidi="hi_IN"/>
+        </w:rPr>
         <w:t>याकूब 2:9 (#1)</w:t>
       </w:r>
       <w:r>
@@ -24082,6 +24705,63 @@
         <w:rPr>
           <w:lang w:val="hi_IN" w:bidi="hi_IN"/>
         </w:rPr>
+        <w:t>याकूब 2:11 (#2)</w:t>
+      </w:r>
+      <w:r>
+        <w:rPr>
+          <w:lang w:val="hi_IN" w:bidi="hi_IN"/>
+        </w:rPr>
+      </w:r>
+    </w:p>
+    <w:p>
+      <w:pPr/>
+      <w:r>
+        <w:rPr>
+          <w:lang w:val="hi_IN" w:bidi="hi_IN"/>
+        </w:rPr>
+      </w:r>
+      <w:r>
+        <w:rPr>
+          <w:b/>
+          <w:lang w:val="hi_IN" w:bidi="hi_IN"/>
+        </w:rPr>
+        <w:t>"तू व्यभिचार न"</w:t>
+      </w:r>
+    </w:p>
+    <w:p>
+      <w:pPr/>
+      <w:r>
+        <w:rPr>
+          <w:lang w:val="hi_IN" w:bidi="hi_IN"/>
+        </w:rPr>
+      </w:r>
+      <w:r>
+        <w:rPr>
+          <w:lang w:val="hi_IN" w:bidi="hi_IN"/>
+        </w:rPr>
+      </w:r>
+      <w:r>
+        <w:rPr>
+          <w:lang w:val="hi_IN" w:bidi="hi_IN"/>
+        </w:rPr>
+      </w:r>
+    </w:p>
+    <w:p>
+      <w:pPr/>
+      <w:r>
+        <w:rPr>
+          <w:lang w:val="hi_IN" w:bidi="hi_IN"/>
+        </w:rPr>
+      </w:r>
+    </w:p>
+    <w:p>
+      <w:pPr>
+        <w:pStyle w:val="Heading2"/>
+      </w:pPr>
+      <w:r>
+        <w:rPr>
+          <w:lang w:val="hi_IN" w:bidi="hi_IN"/>
+        </w:rPr>
         <w:t>याकूब 2:12 (#1)</w:t>
       </w:r>
       <w:r>
@@ -24732,6 +25412,63 @@
         <w:rPr>
           <w:lang w:val="hi_IN" w:bidi="hi_IN"/>
         </w:rPr>
+        <w:t>याकूब 2:12 (#3)</w:t>
+      </w:r>
+      <w:r>
+        <w:rPr>
+          <w:lang w:val="hi_IN" w:bidi="hi_IN"/>
+        </w:rPr>
+      </w:r>
+    </w:p>
+    <w:p>
+      <w:pPr/>
+      <w:r>
+        <w:rPr>
+          <w:lang w:val="hi_IN" w:bidi="hi_IN"/>
+        </w:rPr>
+      </w:r>
+      <w:r>
+        <w:rPr>
+          <w:b/>
+          <w:lang w:val="hi_IN" w:bidi="hi_IN"/>
+        </w:rPr>
+        <w:t>"व्यवस्था के अनुसार होगा"</w:t>
+      </w:r>
+    </w:p>
+    <w:p>
+      <w:pPr/>
+      <w:r>
+        <w:rPr>
+          <w:lang w:val="hi_IN" w:bidi="hi_IN"/>
+        </w:rPr>
+      </w:r>
+      <w:r>
+        <w:rPr>
+          <w:lang w:val="hi_IN" w:bidi="hi_IN"/>
+        </w:rPr>
+      </w:r>
+      <w:r>
+        <w:rPr>
+          <w:lang w:val="hi_IN" w:bidi="hi_IN"/>
+        </w:rPr>
+      </w:r>
+    </w:p>
+    <w:p>
+      <w:pPr/>
+      <w:r>
+        <w:rPr>
+          <w:lang w:val="hi_IN" w:bidi="hi_IN"/>
+        </w:rPr>
+      </w:r>
+    </w:p>
+    <w:p>
+      <w:pPr>
+        <w:pStyle w:val="Heading2"/>
+      </w:pPr>
+      <w:r>
+        <w:rPr>
+          <w:lang w:val="hi_IN" w:bidi="hi_IN"/>
+        </w:rPr>
         <w:t>याकूब 2:13 (#1)</w:t>
       </w:r>
       <w:r>
@@ -26417,6 +27154,69 @@
         <w:rPr>
           <w:lang w:val="hi_IN" w:bidi="hi_IN"/>
         </w:rPr>
+        <w:t>याकूब 2:14 (#1)</w:t>
+      </w:r>
+      <w:r>
+        <w:rPr>
+          <w:lang w:val="hi_IN" w:bidi="hi_IN"/>
+        </w:rPr>
+      </w:r>
+    </w:p>
+    <w:p>
+      <w:pPr/>
+      <w:r>
+        <w:rPr>
+          <w:lang w:val="hi_IN" w:bidi="hi_IN"/>
+        </w:rPr>
+      </w:r>
+      <w:r>
+        <w:rPr>
+          <w:b/>
+          <w:lang w:val="hi_IN" w:bidi="hi_IN"/>
+        </w:rPr>
+        <w:t>""</w:t>
+      </w:r>
+    </w:p>
+    <w:p>
+      <w:pPr/>
+      <w:r>
+        <w:rPr>
+          <w:lang w:val="hi_IN" w:bidi="hi_IN"/>
+        </w:rPr>
+      </w:r>
+      <w:r>
+        <w:rPr>
+          <w:lang w:val="hi_IN" w:bidi="hi_IN"/>
+        </w:rPr>
+        <w:t>Connecting Statement:\n\n</w:t>
+      </w:r>
+      <w:r>
+        <w:rPr>
+          <w:lang w:val="hi_IN" w:bidi="hi_IN"/>
+        </w:rPr>
+      </w:r>
+      <w:r>
+        <w:rPr>
+          <w:lang w:val="hi_IN" w:bidi="hi_IN"/>
+        </w:rPr>
+      </w:r>
+    </w:p>
+    <w:p>
+      <w:pPr/>
+      <w:r>
+        <w:rPr>
+          <w:lang w:val="hi_IN" w:bidi="hi_IN"/>
+        </w:rPr>
+      </w:r>
+    </w:p>
+    <w:p>
+      <w:pPr>
+        <w:pStyle w:val="Heading2"/>
+      </w:pPr>
+      <w:r>
+        <w:rPr>
+          <w:lang w:val="hi_IN" w:bidi="hi_IN"/>
+        </w:rPr>
         <w:t>याकूब 2:15 (#1)</w:t>
       </w:r>
       <w:r>
@@ -31012,6 +31812,165 @@
         <w:rPr>
           <w:lang w:val="hi_IN" w:bidi="hi_IN"/>
         </w:rPr>
+        <w:t>याकूब 2:21 (#1)</w:t>
+      </w:r>
+      <w:r>
+        <w:rPr>
+          <w:lang w:val="hi_IN" w:bidi="hi_IN"/>
+        </w:rPr>
+      </w:r>
+    </w:p>
+    <w:p>
+      <w:pPr/>
+      <w:r>
+        <w:rPr>
+          <w:lang w:val="hi_IN" w:bidi="hi_IN"/>
+        </w:rPr>
+      </w:r>
+      <w:r>
+        <w:rPr>
+          <w:b/>
+          <w:lang w:val="hi_IN" w:bidi="hi_IN"/>
+        </w:rPr>
+        <w:t>""</w:t>
+      </w:r>
+    </w:p>
+    <w:p>
+      <w:pPr/>
+      <w:r>
+        <w:rPr>
+          <w:lang w:val="hi_IN" w:bidi="hi_IN"/>
+        </w:rPr>
+      </w:r>
+      <w:r>
+        <w:rPr>
+          <w:lang w:val="hi_IN" w:bidi="hi_IN"/>
+        </w:rPr>
+        <w:t>General Information:\n\n</w:t>
+      </w:r>
+      <w:r>
+        <w:rPr>
+          <w:lang w:val="hi_IN" w:bidi="hi_IN"/>
+        </w:rPr>
+      </w:r>
+      <w:r>
+        <w:rPr>
+          <w:lang w:val="hi_IN" w:bidi="hi_IN"/>
+        </w:rPr>
+      </w:r>
+    </w:p>
+    <w:p>
+      <w:pPr/>
+      <w:r>
+        <w:rPr>
+          <w:lang w:val="hi_IN" w:bidi="hi_IN"/>
+        </w:rPr>
+      </w:r>
+    </w:p>
+    <w:p>
+      <w:pPr>
+        <w:pStyle w:val="Heading2"/>
+      </w:pPr>
+      <w:r>
+        <w:rPr>
+          <w:lang w:val="hi_IN" w:bidi="hi_IN"/>
+        </w:rPr>
+        <w:t>याकूब 2:21 (#3)</w:t>
+      </w:r>
+      <w:r>
+        <w:rPr>
+          <w:lang w:val="hi_IN" w:bidi="hi_IN"/>
+        </w:rPr>
+      </w:r>
+    </w:p>
+    <w:p>
+      <w:pPr/>
+      <w:r>
+        <w:rPr>
+          <w:lang w:val="hi_IN" w:bidi="hi_IN"/>
+        </w:rPr>
+      </w:r>
+      <w:r>
+        <w:rPr>
+          <w:b/>
+          <w:lang w:val="hi_IN" w:bidi="hi_IN"/>
+        </w:rPr>
+        <w:t>"अब्राहम ने"</w:t>
+      </w:r>
+      <w:r>
+        <w:rPr>
+          <w:lang w:val="hi_IN" w:bidi="hi_IN"/>
+        </w:rPr>
+        <w:t xml:space="preserve"> - </w:t>
+      </w:r>
+      <w:r>
+        <w:rPr>
+          <w:b/>
+          <w:lang w:val="hi_IN" w:bidi="hi_IN"/>
+        </w:rPr>
+        <w:t>"इसहाक को"</w:t>
+      </w:r>
+    </w:p>
+    <w:p>
+      <w:pPr/>
+      <w:r>
+        <w:rPr>
+          <w:lang w:val="hi_IN" w:bidi="hi_IN"/>
+        </w:rPr>
+      </w:r>
+      <w:r>
+        <w:rPr>
+          <w:lang w:val="hi_IN" w:bidi="hi_IN"/>
+        </w:rPr>
+        <w:t>"ये नाम दो पुरुषों के हैं|"</w:t>
+      </w:r>
+    </w:p>
+    <w:p>
+      <w:pPr/>
+      <w:r>
+        <w:rPr>
+          <w:lang w:val="hi_IN" w:bidi="hi_IN"/>
+        </w:rPr>
+      </w:r>
+      <w:r>
+        <w:rPr>
+          <w:lang w:val="hi_IN" w:bidi="hi_IN"/>
+        </w:rPr>
+        <w:t xml:space="preserve">देखें: </w:t>
+      </w:r>
+      <w:r>
+        <w:rPr>
+          <w:lang w:val="hi_IN" w:bidi="hi_IN"/>
+        </w:rPr>
+        <w:t>नामों का अनुवाद कैसे करें</w:t>
+      </w:r>
+      <w:r>
+        <w:rPr>
+          <w:lang w:val="hi_IN" w:bidi="hi_IN"/>
+        </w:rPr>
+      </w:r>
+      <w:r>
+        <w:rPr>
+          <w:lang w:val="hi_IN" w:bidi="hi_IN"/>
+        </w:rPr>
+      </w:r>
+    </w:p>
+    <w:p>
+      <w:pPr/>
+      <w:r>
+        <w:rPr>
+          <w:lang w:val="hi_IN" w:bidi="hi_IN"/>
+        </w:rPr>
+      </w:r>
+    </w:p>
+    <w:p>
+      <w:pPr>
+        <w:pStyle w:val="Heading2"/>
+      </w:pPr>
+      <w:r>
+        <w:rPr>
+          <w:lang w:val="hi_IN" w:bidi="hi_IN"/>
+        </w:rPr>
         <w:t>याकूब 2:22 (#2)</w:t>
       </w:r>
       <w:r>
@@ -31560,6 +32519,120 @@
         <w:rPr>
           <w:lang w:val="hi_IN" w:bidi="hi_IN"/>
         </w:rPr>
+        <w:t>याकूब 2:22 (#1)</w:t>
+      </w:r>
+      <w:r>
+        <w:rPr>
+          <w:lang w:val="hi_IN" w:bidi="hi_IN"/>
+        </w:rPr>
+      </w:r>
+    </w:p>
+    <w:p>
+      <w:pPr/>
+      <w:r>
+        <w:rPr>
+          <w:lang w:val="hi_IN" w:bidi="hi_IN"/>
+        </w:rPr>
+      </w:r>
+      <w:r>
+        <w:rPr>
+          <w:b/>
+          <w:lang w:val="hi_IN" w:bidi="hi_IN"/>
+        </w:rPr>
+        <w:t>"देख लिया"</w:t>
+      </w:r>
+    </w:p>
+    <w:p>
+      <w:pPr/>
+      <w:r>
+        <w:rPr>
+          <w:lang w:val="hi_IN" w:bidi="hi_IN"/>
+        </w:rPr>
+      </w:r>
+      <w:r>
+        <w:rPr>
+          <w:lang w:val="hi_IN" w:bidi="hi_IN"/>
+        </w:rPr>
+      </w:r>
+      <w:r>
+        <w:rPr>
+          <w:lang w:val="hi_IN" w:bidi="hi_IN"/>
+        </w:rPr>
+      </w:r>
+    </w:p>
+    <w:p>
+      <w:pPr/>
+      <w:r>
+        <w:rPr>
+          <w:lang w:val="hi_IN" w:bidi="hi_IN"/>
+        </w:rPr>
+      </w:r>
+    </w:p>
+    <w:p>
+      <w:pPr>
+        <w:pStyle w:val="Heading2"/>
+      </w:pPr>
+      <w:r>
+        <w:rPr>
+          <w:lang w:val="hi_IN" w:bidi="hi_IN"/>
+        </w:rPr>
+        <w:t>याकूब 2:22 (#4)</w:t>
+      </w:r>
+      <w:r>
+        <w:rPr>
+          <w:lang w:val="hi_IN" w:bidi="hi_IN"/>
+        </w:rPr>
+      </w:r>
+    </w:p>
+    <w:p>
+      <w:pPr/>
+      <w:r>
+        <w:rPr>
+          <w:lang w:val="hi_IN" w:bidi="hi_IN"/>
+        </w:rPr>
+      </w:r>
+      <w:r>
+        <w:rPr>
+          <w:b/>
+          <w:lang w:val="hi_IN" w:bidi="hi_IN"/>
+        </w:rPr>
+        <w:t>"देख लिया"</w:t>
+      </w:r>
+    </w:p>
+    <w:p>
+      <w:pPr/>
+      <w:r>
+        <w:rPr>
+          <w:lang w:val="hi_IN" w:bidi="hi_IN"/>
+        </w:rPr>
+      </w:r>
+      <w:r>
+        <w:rPr>
+          <w:lang w:val="hi_IN" w:bidi="hi_IN"/>
+        </w:rPr>
+      </w:r>
+      <w:r>
+        <w:rPr>
+          <w:lang w:val="hi_IN" w:bidi="hi_IN"/>
+        </w:rPr>
+      </w:r>
+    </w:p>
+    <w:p>
+      <w:pPr/>
+      <w:r>
+        <w:rPr>
+          <w:lang w:val="hi_IN" w:bidi="hi_IN"/>
+        </w:rPr>
+      </w:r>
+    </w:p>
+    <w:p>
+      <w:pPr>
+        <w:pStyle w:val="Heading2"/>
+      </w:pPr>
+      <w:r>
+        <w:rPr>
+          <w:lang w:val="hi_IN" w:bidi="hi_IN"/>
+        </w:rPr>
         <w:t>याकूब 2:23 (#1)</w:t>
       </w:r>
       <w:r>
@@ -33288,6 +34361,159 @@
         <w:rPr>
           <w:lang w:val="hi_IN" w:bidi="hi_IN"/>
         </w:rPr>
+        <w:t>याकूब 2:25 (#5)</w:t>
+      </w:r>
+      <w:r>
+        <w:rPr>
+          <w:lang w:val="hi_IN" w:bidi="hi_IN"/>
+        </w:rPr>
+      </w:r>
+    </w:p>
+    <w:p>
+      <w:pPr/>
+      <w:r>
+        <w:rPr>
+          <w:lang w:val="hi_IN" w:bidi="hi_IN"/>
+        </w:rPr>
+      </w:r>
+      <w:r>
+        <w:rPr>
+          <w:b/>
+          <w:lang w:val="hi_IN" w:bidi="hi_IN"/>
+        </w:rPr>
+        <w:t>"दूतों"</w:t>
+      </w:r>
+    </w:p>
+    <w:p>
+      <w:pPr/>
+      <w:r>
+        <w:rPr>
+          <w:lang w:val="hi_IN" w:bidi="hi_IN"/>
+        </w:rPr>
+      </w:r>
+      <w:r>
+        <w:rPr>
+          <w:lang w:val="hi_IN" w:bidi="hi_IN"/>
+        </w:rPr>
+      </w:r>
+      <w:r>
+        <w:rPr>
+          <w:lang w:val="hi_IN" w:bidi="hi_IN"/>
+        </w:rPr>
+      </w:r>
+    </w:p>
+    <w:p>
+      <w:pPr/>
+      <w:r>
+        <w:rPr>
+          <w:lang w:val="hi_IN" w:bidi="hi_IN"/>
+        </w:rPr>
+      </w:r>
+    </w:p>
+    <w:p>
+      <w:pPr>
+        <w:pStyle w:val="Heading2"/>
+      </w:pPr>
+      <w:r>
+        <w:rPr>
+          <w:lang w:val="hi_IN" w:bidi="hi_IN"/>
+        </w:rPr>
+        <w:t>याकूब 2:25 (#2)</w:t>
+      </w:r>
+      <w:r>
+        <w:rPr>
+          <w:lang w:val="hi_IN" w:bidi="hi_IN"/>
+        </w:rPr>
+      </w:r>
+    </w:p>
+    <w:p>
+      <w:pPr/>
+      <w:r>
+        <w:rPr>
+          <w:lang w:val="hi_IN" w:bidi="hi_IN"/>
+        </w:rPr>
+      </w:r>
+      <w:r>
+        <w:rPr>
+          <w:b/>
+          <w:lang w:val="hi_IN" w:bidi="hi_IN"/>
+        </w:rPr>
+        <w:t>"राहाब"</w:t>
+      </w:r>
+    </w:p>
+    <w:p>
+      <w:pPr/>
+      <w:r>
+        <w:rPr>
+          <w:lang w:val="hi_IN" w:bidi="hi_IN"/>
+        </w:rPr>
+      </w:r>
+      <w:r>
+        <w:rPr>
+          <w:lang w:val="hi_IN" w:bidi="hi_IN"/>
+        </w:rPr>
+        <w:t>"</w:t>
+      </w:r>
+      <w:r>
+        <w:rPr>
+          <w:b/>
+          <w:lang w:val="hi_IN" w:bidi="hi_IN"/>
+        </w:rPr>
+        <w:t>रहाब</w:t>
+      </w:r>
+      <w:r>
+        <w:rPr>
+          <w:lang w:val="hi_IN" w:bidi="hi_IN"/>
+        </w:rPr>
+        <w:t xml:space="preserve"> एक स्त्री का नाम है|</w:t>
+      </w:r>
+    </w:p>
+    <w:p>
+      <w:pPr/>
+      <w:r>
+        <w:rPr>
+          <w:lang w:val="hi_IN" w:bidi="hi_IN"/>
+        </w:rPr>
+      </w:r>
+      <w:r>
+        <w:rPr>
+          <w:lang w:val="hi_IN" w:bidi="hi_IN"/>
+        </w:rPr>
+        <w:t xml:space="preserve">देखें: </w:t>
+      </w:r>
+      <w:r>
+        <w:rPr>
+          <w:lang w:val="hi_IN" w:bidi="hi_IN"/>
+        </w:rPr>
+        <w:t>नामों का अनुवाद कैसे करें</w:t>
+      </w:r>
+      <w:r>
+        <w:rPr>
+          <w:lang w:val="hi_IN" w:bidi="hi_IN"/>
+        </w:rPr>
+      </w:r>
+      <w:r>
+        <w:rPr>
+          <w:lang w:val="hi_IN" w:bidi="hi_IN"/>
+        </w:rPr>
+      </w:r>
+    </w:p>
+    <w:p>
+      <w:pPr/>
+      <w:r>
+        <w:rPr>
+          <w:lang w:val="hi_IN" w:bidi="hi_IN"/>
+        </w:rPr>
+      </w:r>
+    </w:p>
+    <w:p>
+      <w:pPr>
+        <w:pStyle w:val="Heading2"/>
+      </w:pPr>
+      <w:r>
+        <w:rPr>
+          <w:lang w:val="hi_IN" w:bidi="hi_IN"/>
+        </w:rPr>
         <w:t>याकूब 2:26 (#1)</w:t>
       </w:r>
       <w:r>
@@ -35710,6 +36936,126 @@
         <w:rPr>
           <w:lang w:val="hi_IN" w:bidi="hi_IN"/>
         </w:rPr>
+        <w:t>याकूब 3:3 (#1)</w:t>
+      </w:r>
+      <w:r>
+        <w:rPr>
+          <w:lang w:val="hi_IN" w:bidi="hi_IN"/>
+        </w:rPr>
+      </w:r>
+    </w:p>
+    <w:p>
+      <w:pPr/>
+      <w:r>
+        <w:rPr>
+          <w:lang w:val="hi_IN" w:bidi="hi_IN"/>
+        </w:rPr>
+      </w:r>
+      <w:r>
+        <w:rPr>
+          <w:b/>
+          <w:lang w:val="hi_IN" w:bidi="hi_IN"/>
+        </w:rPr>
+        <w:t>""</w:t>
+      </w:r>
+    </w:p>
+    <w:p>
+      <w:pPr/>
+      <w:r>
+        <w:rPr>
+          <w:lang w:val="hi_IN" w:bidi="hi_IN"/>
+        </w:rPr>
+      </w:r>
+      <w:r>
+        <w:rPr>
+          <w:lang w:val="hi_IN" w:bidi="hi_IN"/>
+        </w:rPr>
+        <w:t>General Information:\n\n</w:t>
+      </w:r>
+      <w:r>
+        <w:rPr>
+          <w:lang w:val="hi_IN" w:bidi="hi_IN"/>
+        </w:rPr>
+      </w:r>
+      <w:r>
+        <w:rPr>
+          <w:lang w:val="hi_IN" w:bidi="hi_IN"/>
+        </w:rPr>
+      </w:r>
+    </w:p>
+    <w:p>
+      <w:pPr/>
+      <w:r>
+        <w:rPr>
+          <w:lang w:val="hi_IN" w:bidi="hi_IN"/>
+        </w:rPr>
+      </w:r>
+    </w:p>
+    <w:p>
+      <w:pPr>
+        <w:pStyle w:val="Heading2"/>
+      </w:pPr>
+      <w:r>
+        <w:rPr>
+          <w:lang w:val="hi_IN" w:bidi="hi_IN"/>
+        </w:rPr>
+        <w:t>याकूब 3:3 (#4)</w:t>
+      </w:r>
+      <w:r>
+        <w:rPr>
+          <w:lang w:val="hi_IN" w:bidi="hi_IN"/>
+        </w:rPr>
+      </w:r>
+    </w:p>
+    <w:p>
+      <w:pPr/>
+      <w:r>
+        <w:rPr>
+          <w:lang w:val="hi_IN" w:bidi="hi_IN"/>
+        </w:rPr>
+      </w:r>
+      <w:r>
+        <w:rPr>
+          <w:b/>
+          <w:lang w:val="hi_IN" w:bidi="hi_IN"/>
+        </w:rPr>
+        <w:t>"के घोड़ों"</w:t>
+      </w:r>
+    </w:p>
+    <w:p>
+      <w:pPr/>
+      <w:r>
+        <w:rPr>
+          <w:lang w:val="hi_IN" w:bidi="hi_IN"/>
+        </w:rPr>
+      </w:r>
+      <w:r>
+        <w:rPr>
+          <w:lang w:val="hi_IN" w:bidi="hi_IN"/>
+        </w:rPr>
+      </w:r>
+      <w:r>
+        <w:rPr>
+          <w:lang w:val="hi_IN" w:bidi="hi_IN"/>
+        </w:rPr>
+      </w:r>
+    </w:p>
+    <w:p>
+      <w:pPr/>
+      <w:r>
+        <w:rPr>
+          <w:lang w:val="hi_IN" w:bidi="hi_IN"/>
+        </w:rPr>
+      </w:r>
+    </w:p>
+    <w:p>
+      <w:pPr>
+        <w:pStyle w:val="Heading2"/>
+      </w:pPr>
+      <w:r>
+        <w:rPr>
+          <w:lang w:val="hi_IN" w:bidi="hi_IN"/>
+        </w:rPr>
         <w:t>याकूब 3:4 (#1)</w:t>
       </w:r>
       <w:r>
@@ -36649,6 +37995,102 @@
         <w:rPr>
           <w:lang w:val="hi_IN" w:bidi="hi_IN"/>
         </w:rPr>
+        <w:t>याकूब 3:4 (#7)</w:t>
+      </w:r>
+      <w:r>
+        <w:rPr>
+          <w:lang w:val="hi_IN" w:bidi="hi_IN"/>
+        </w:rPr>
+      </w:r>
+    </w:p>
+    <w:p>
+      <w:pPr/>
+      <w:r>
+        <w:rPr>
+          <w:lang w:val="hi_IN" w:bidi="hi_IN"/>
+        </w:rPr>
+      </w:r>
+      <w:r>
+        <w:rPr>
+          <w:b/>
+          <w:lang w:val="hi_IN" w:bidi="hi_IN"/>
+        </w:rPr>
+        <w:t>"माँझी"</w:t>
+      </w:r>
+    </w:p>
+    <w:p>
+      <w:pPr/>
+      <w:r>
+        <w:rPr>
+          <w:lang w:val="hi_IN" w:bidi="hi_IN"/>
+        </w:rPr>
+      </w:r>
+      <w:r>
+        <w:rPr>
+          <w:lang w:val="hi_IN" w:bidi="hi_IN"/>
+        </w:rPr>
+        <w:t xml:space="preserve">"याकूब </w:t>
+      </w:r>
+      <w:r>
+        <w:rPr>
+          <w:b/>
+          <w:lang w:val="hi_IN" w:bidi="hi_IN"/>
+        </w:rPr>
+        <w:t>घुमाए</w:t>
+      </w:r>
+      <w:r>
+        <w:rPr>
+          <w:lang w:val="hi_IN" w:bidi="hi_IN"/>
+        </w:rPr>
+        <w:t xml:space="preserve"> एक विशाशन निर्मित क्रिया का उपयोग संज्ञा रूप में करता है कि जहाज के कर्मियों में से किसी एक विशेष व्यक्ति का सन्दर्भ दे| आपकी भाषा में ऐसे नाविक के लिए कोई विशेष शब्द होगा| वैकल्पिक अनुवाद: ""पतवार घुमाने वाले का"" \n</w:t>
+      </w:r>
+    </w:p>
+    <w:p>
+      <w:pPr/>
+      <w:r>
+        <w:rPr>
+          <w:lang w:val="hi_IN" w:bidi="hi_IN"/>
+        </w:rPr>
+      </w:r>
+      <w:r>
+        <w:rPr>
+          <w:lang w:val="hi_IN" w:bidi="hi_IN"/>
+        </w:rPr>
+        <w:t xml:space="preserve">देखें: </w:t>
+      </w:r>
+      <w:r>
+        <w:rPr>
+          <w:lang w:val="hi_IN" w:bidi="hi_IN"/>
+        </w:rPr>
+        <w:t>नाम विशेषण</w:t>
+      </w:r>
+      <w:r>
+        <w:rPr>
+          <w:lang w:val="hi_IN" w:bidi="hi_IN"/>
+        </w:rPr>
+      </w:r>
+      <w:r>
+        <w:rPr>
+          <w:lang w:val="hi_IN" w:bidi="hi_IN"/>
+        </w:rPr>
+      </w:r>
+    </w:p>
+    <w:p>
+      <w:pPr/>
+      <w:r>
+        <w:rPr>
+          <w:lang w:val="hi_IN" w:bidi="hi_IN"/>
+        </w:rPr>
+      </w:r>
+    </w:p>
+    <w:p>
+      <w:pPr>
+        <w:pStyle w:val="Heading2"/>
+      </w:pPr>
+      <w:r>
+        <w:rPr>
+          <w:lang w:val="hi_IN" w:bidi="hi_IN"/>
+        </w:rPr>
         <w:t>याकूब 3:5 (#1)</w:t>
       </w:r>
       <w:r>
@@ -38918,6 +40360,211 @@
         <w:rPr>
           <w:lang w:val="hi_IN" w:bidi="hi_IN"/>
         </w:rPr>
+        <w:t>याकूब 3:6 (#5)</w:t>
+      </w:r>
+      <w:r>
+        <w:rPr>
+          <w:lang w:val="hi_IN" w:bidi="hi_IN"/>
+        </w:rPr>
+      </w:r>
+    </w:p>
+    <w:p>
+      <w:pPr/>
+      <w:r>
+        <w:rPr>
+          <w:lang w:val="hi_IN" w:bidi="hi_IN"/>
+        </w:rPr>
+      </w:r>
+      <w:r>
+        <w:rPr>
+          <w:b/>
+          <w:lang w:val="hi_IN" w:bidi="hi_IN"/>
+        </w:rPr>
+        <w:t>"कलंक"</w:t>
+      </w:r>
+    </w:p>
+    <w:p>
+      <w:pPr/>
+      <w:r>
+        <w:rPr>
+          <w:lang w:val="hi_IN" w:bidi="hi_IN"/>
+        </w:rPr>
+      </w:r>
+      <w:r>
+        <w:rPr>
+          <w:lang w:val="hi_IN" w:bidi="hi_IN"/>
+        </w:rPr>
+        <w:t xml:space="preserve">"याकूब विशेषण निर्मित क्रिया को संज्ञा रूप, </w:t>
+      </w:r>
+      <w:r>
+        <w:rPr>
+          <w:b/>
+          <w:lang w:val="hi_IN" w:bidi="hi_IN"/>
+        </w:rPr>
+        <w:t>कलंक</w:t>
+      </w:r>
+      <w:r>
+        <w:rPr>
+          <w:lang w:val="hi_IN" w:bidi="hi_IN"/>
+        </w:rPr>
+        <w:t xml:space="preserve"> में काम में लेता है| (ULT में इसका संकेत </w:t>
+      </w:r>
+      <w:r>
+        <w:rPr>
+          <w:b/>
+          <w:lang w:val="hi_IN" w:bidi="hi_IN"/>
+        </w:rPr>
+        <w:t>वस्तु</w:t>
+      </w:r>
+      <w:r>
+        <w:rPr>
+          <w:lang w:val="hi_IN" w:bidi="hi_IN"/>
+        </w:rPr>
+        <w:t xml:space="preserve"> शब्द के जोड़ने से दिया गया है|) आपकी भाषा में विशेषणों का ऐसा ही उपयोग होगा| यदि नहीं तो आप इसका अनुवाद किसी समानार्थक अभिव्यक्ति के द्वारा कर सकते हैं| कुछ भाषाओं में विशेसन निर्मित क्रिया शब्द का प्रयोग ज्यों का त्यों ही किया जाता है| वैकल्पिक अनुवाद: ""कलंक""\n</w:t>
+      </w:r>
+    </w:p>
+    <w:p>
+      <w:pPr/>
+      <w:r>
+        <w:rPr>
+          <w:lang w:val="hi_IN" w:bidi="hi_IN"/>
+        </w:rPr>
+      </w:r>
+      <w:r>
+        <w:rPr>
+          <w:lang w:val="hi_IN" w:bidi="hi_IN"/>
+        </w:rPr>
+        <w:t xml:space="preserve">देखें: </w:t>
+      </w:r>
+      <w:r>
+        <w:rPr>
+          <w:lang w:val="hi_IN" w:bidi="hi_IN"/>
+        </w:rPr>
+        <w:t>नाम विशेषण</w:t>
+      </w:r>
+      <w:r>
+        <w:rPr>
+          <w:lang w:val="hi_IN" w:bidi="hi_IN"/>
+        </w:rPr>
+      </w:r>
+      <w:r>
+        <w:rPr>
+          <w:lang w:val="hi_IN" w:bidi="hi_IN"/>
+        </w:rPr>
+      </w:r>
+    </w:p>
+    <w:p>
+      <w:pPr/>
+      <w:r>
+        <w:rPr>
+          <w:lang w:val="hi_IN" w:bidi="hi_IN"/>
+        </w:rPr>
+      </w:r>
+    </w:p>
+    <w:p>
+      <w:pPr>
+        <w:pStyle w:val="Heading2"/>
+      </w:pPr>
+      <w:r>
+        <w:rPr>
+          <w:lang w:val="hi_IN" w:bidi="hi_IN"/>
+        </w:rPr>
+        <w:t>याकूब 3:6 (#9)</w:t>
+      </w:r>
+      <w:r>
+        <w:rPr>
+          <w:lang w:val="hi_IN" w:bidi="hi_IN"/>
+        </w:rPr>
+      </w:r>
+    </w:p>
+    <w:p>
+      <w:pPr/>
+      <w:r>
+        <w:rPr>
+          <w:lang w:val="hi_IN" w:bidi="hi_IN"/>
+        </w:rPr>
+      </w:r>
+      <w:r>
+        <w:rPr>
+          <w:b/>
+          <w:lang w:val="hi_IN" w:bidi="hi_IN"/>
+        </w:rPr>
+        <w:t>"नरक की"</w:t>
+      </w:r>
+    </w:p>
+    <w:p>
+      <w:pPr/>
+      <w:r>
+        <w:rPr>
+          <w:lang w:val="hi_IN" w:bidi="hi_IN"/>
+        </w:rPr>
+      </w:r>
+      <w:r>
+        <w:rPr>
+          <w:lang w:val="hi_IN" w:bidi="hi_IN"/>
+        </w:rPr>
+        <w:t>"</w:t>
+      </w:r>
+      <w:r>
+        <w:rPr>
+          <w:b/>
+          <w:lang w:val="hi_IN" w:bidi="hi_IN"/>
+        </w:rPr>
+        <w:t>गहेन्ना</w:t>
+      </w:r>
+      <w:r>
+        <w:rPr>
+          <w:lang w:val="hi_IN" w:bidi="hi_IN"/>
+        </w:rPr>
+        <w:t xml:space="preserve"> शब्द यूनानी भाषा में हिन्नोम घाटी के लिए है जो यरूशलेम के बाहर है| \n</w:t>
+      </w:r>
+    </w:p>
+    <w:p>
+      <w:pPr/>
+      <w:r>
+        <w:rPr>
+          <w:lang w:val="hi_IN" w:bidi="hi_IN"/>
+        </w:rPr>
+      </w:r>
+      <w:r>
+        <w:rPr>
+          <w:lang w:val="hi_IN" w:bidi="hi_IN"/>
+        </w:rPr>
+        <w:t xml:space="preserve">देखें: </w:t>
+      </w:r>
+      <w:r>
+        <w:rPr>
+          <w:lang w:val="hi_IN" w:bidi="hi_IN"/>
+        </w:rPr>
+        <w:t>नामों का अनुवाद कैसे करें</w:t>
+      </w:r>
+      <w:r>
+        <w:rPr>
+          <w:lang w:val="hi_IN" w:bidi="hi_IN"/>
+        </w:rPr>
+      </w:r>
+      <w:r>
+        <w:rPr>
+          <w:lang w:val="hi_IN" w:bidi="hi_IN"/>
+        </w:rPr>
+      </w:r>
+    </w:p>
+    <w:p>
+      <w:pPr/>
+      <w:r>
+        <w:rPr>
+          <w:lang w:val="hi_IN" w:bidi="hi_IN"/>
+        </w:rPr>
+      </w:r>
+    </w:p>
+    <w:p>
+      <w:pPr>
+        <w:pStyle w:val="Heading2"/>
+      </w:pPr>
+      <w:r>
+        <w:rPr>
+          <w:lang w:val="hi_IN" w:bidi="hi_IN"/>
+        </w:rPr>
         <w:t>याकूब 3:7 (#1)</w:t>
       </w:r>
       <w:r>
@@ -39715,6 +41362,83 @@
         <w:rPr>
           <w:lang w:val="hi_IN" w:bidi="hi_IN"/>
         </w:rPr>
+        <w:t>याकूब 3:7 (#2)</w:t>
+      </w:r>
+      <w:r>
+        <w:rPr>
+          <w:lang w:val="hi_IN" w:bidi="hi_IN"/>
+        </w:rPr>
+      </w:r>
+    </w:p>
+    <w:p>
+      <w:pPr/>
+      <w:r>
+        <w:rPr>
+          <w:lang w:val="hi_IN" w:bidi="hi_IN"/>
+        </w:rPr>
+      </w:r>
+      <w:r>
+        <w:rPr>
+          <w:b/>
+          <w:lang w:val="hi_IN" w:bidi="hi_IN"/>
+        </w:rPr>
+        <w:t>"रेंगनेवाले जन्तु"</w:t>
+      </w:r>
+    </w:p>
+    <w:p>
+      <w:pPr/>
+      <w:r>
+        <w:rPr>
+          <w:lang w:val="hi_IN" w:bidi="hi_IN"/>
+        </w:rPr>
+      </w:r>
+    </w:p>
+    <w:p>
+      <w:pPr/>
+      <w:r>
+        <w:rPr>
+          <w:lang w:val="hi_IN" w:bidi="hi_IN"/>
+        </w:rPr>
+      </w:r>
+      <w:r>
+        <w:rPr>
+          <w:lang w:val="hi_IN" w:bidi="hi_IN"/>
+        </w:rPr>
+        <w:t xml:space="preserve">देखें: </w:t>
+      </w:r>
+      <w:r>
+        <w:rPr>
+          <w:lang w:val="hi_IN" w:bidi="hi_IN"/>
+        </w:rPr>
+        <w:t>अज्ञात शब्दों का अनुवाद</w:t>
+      </w:r>
+      <w:r>
+        <w:rPr>
+          <w:lang w:val="hi_IN" w:bidi="hi_IN"/>
+        </w:rPr>
+      </w:r>
+      <w:r>
+        <w:rPr>
+          <w:lang w:val="hi_IN" w:bidi="hi_IN"/>
+        </w:rPr>
+      </w:r>
+    </w:p>
+    <w:p>
+      <w:pPr/>
+      <w:r>
+        <w:rPr>
+          <w:lang w:val="hi_IN" w:bidi="hi_IN"/>
+        </w:rPr>
+      </w:r>
+    </w:p>
+    <w:p>
+      <w:pPr>
+        <w:pStyle w:val="Heading2"/>
+      </w:pPr>
+      <w:r>
+        <w:rPr>
+          <w:lang w:val="hi_IN" w:bidi="hi_IN"/>
+        </w:rPr>
         <w:t>याकूब 3:8 (#1)</w:t>
       </w:r>
       <w:r>
@@ -42054,6 +43778,69 @@
         <w:rPr>
           <w:lang w:val="hi_IN" w:bidi="hi_IN"/>
         </w:rPr>
+        <w:t>याकूब 3:11 (#1)</w:t>
+      </w:r>
+      <w:r>
+        <w:rPr>
+          <w:lang w:val="hi_IN" w:bidi="hi_IN"/>
+        </w:rPr>
+      </w:r>
+    </w:p>
+    <w:p>
+      <w:pPr/>
+      <w:r>
+        <w:rPr>
+          <w:lang w:val="hi_IN" w:bidi="hi_IN"/>
+        </w:rPr>
+      </w:r>
+      <w:r>
+        <w:rPr>
+          <w:b/>
+          <w:lang w:val="hi_IN" w:bidi="hi_IN"/>
+        </w:rPr>
+        <w:t>""</w:t>
+      </w:r>
+    </w:p>
+    <w:p>
+      <w:pPr/>
+      <w:r>
+        <w:rPr>
+          <w:lang w:val="hi_IN" w:bidi="hi_IN"/>
+        </w:rPr>
+      </w:r>
+      <w:r>
+        <w:rPr>
+          <w:lang w:val="hi_IN" w:bidi="hi_IN"/>
+        </w:rPr>
+        <w:t>Connecting Statement:\n\n</w:t>
+      </w:r>
+      <w:r>
+        <w:rPr>
+          <w:lang w:val="hi_IN" w:bidi="hi_IN"/>
+        </w:rPr>
+      </w:r>
+      <w:r>
+        <w:rPr>
+          <w:lang w:val="hi_IN" w:bidi="hi_IN"/>
+        </w:rPr>
+      </w:r>
+    </w:p>
+    <w:p>
+      <w:pPr/>
+      <w:r>
+        <w:rPr>
+          <w:lang w:val="hi_IN" w:bidi="hi_IN"/>
+        </w:rPr>
+      </w:r>
+    </w:p>
+    <w:p>
+      <w:pPr>
+        <w:pStyle w:val="Heading2"/>
+      </w:pPr>
+      <w:r>
+        <w:rPr>
+          <w:lang w:val="hi_IN" w:bidi="hi_IN"/>
+        </w:rPr>
         <w:t>याकूब 3:12 (#1)</w:t>
       </w:r>
       <w:r>
@@ -45280,6 +47067,63 @@
         <w:rPr>
           <w:lang w:val="hi_IN" w:bidi="hi_IN"/>
         </w:rPr>
+        <w:t>याकूब 3:16 (#2)</w:t>
+      </w:r>
+      <w:r>
+        <w:rPr>
+          <w:lang w:val="hi_IN" w:bidi="hi_IN"/>
+        </w:rPr>
+      </w:r>
+    </w:p>
+    <w:p>
+      <w:pPr/>
+      <w:r>
+        <w:rPr>
+          <w:lang w:val="hi_IN" w:bidi="hi_IN"/>
+        </w:rPr>
+      </w:r>
+      <w:r>
+        <w:rPr>
+          <w:b/>
+          <w:lang w:val="hi_IN" w:bidi="hi_IN"/>
+        </w:rPr>
+        <w:t>""</w:t>
+      </w:r>
+    </w:p>
+    <w:p>
+      <w:pPr/>
+      <w:r>
+        <w:rPr>
+          <w:lang w:val="hi_IN" w:bidi="hi_IN"/>
+        </w:rPr>
+      </w:r>
+      <w:r>
+        <w:rPr>
+          <w:lang w:val="hi_IN" w:bidi="hi_IN"/>
+        </w:rPr>
+      </w:r>
+      <w:r>
+        <w:rPr>
+          <w:lang w:val="hi_IN" w:bidi="hi_IN"/>
+        </w:rPr>
+      </w:r>
+    </w:p>
+    <w:p>
+      <w:pPr/>
+      <w:r>
+        <w:rPr>
+          <w:lang w:val="hi_IN" w:bidi="hi_IN"/>
+        </w:rPr>
+      </w:r>
+    </w:p>
+    <w:p>
+      <w:pPr>
+        <w:pStyle w:val="Heading2"/>
+      </w:pPr>
+      <w:r>
+        <w:rPr>
+          <w:lang w:val="hi_IN" w:bidi="hi_IN"/>
+        </w:rPr>
         <w:t>याकूब 3:17 (#1)</w:t>
       </w:r>
       <w:r>
@@ -46696,6 +48540,297 @@
         <w:rPr>
           <w:lang w:val="hi_IN" w:bidi="hi_IN"/>
         </w:rPr>
+        <w:t>याकूब 4:1 (#1)</w:t>
+      </w:r>
+      <w:r>
+        <w:rPr>
+          <w:lang w:val="hi_IN" w:bidi="hi_IN"/>
+        </w:rPr>
+      </w:r>
+    </w:p>
+    <w:p>
+      <w:pPr/>
+      <w:r>
+        <w:rPr>
+          <w:lang w:val="hi_IN" w:bidi="hi_IN"/>
+        </w:rPr>
+      </w:r>
+      <w:r>
+        <w:rPr>
+          <w:b/>
+          <w:lang w:val="hi_IN" w:bidi="hi_IN"/>
+        </w:rPr>
+        <w:t>""</w:t>
+      </w:r>
+    </w:p>
+    <w:p>
+      <w:pPr/>
+      <w:r>
+        <w:rPr>
+          <w:lang w:val="hi_IN" w:bidi="hi_IN"/>
+        </w:rPr>
+      </w:r>
+      <w:r>
+        <w:rPr>
+          <w:lang w:val="hi_IN" w:bidi="hi_IN"/>
+        </w:rPr>
+        <w:t>General Information:\n\n</w:t>
+      </w:r>
+      <w:r>
+        <w:rPr>
+          <w:lang w:val="hi_IN" w:bidi="hi_IN"/>
+        </w:rPr>
+      </w:r>
+      <w:r>
+        <w:rPr>
+          <w:lang w:val="hi_IN" w:bidi="hi_IN"/>
+        </w:rPr>
+      </w:r>
+    </w:p>
+    <w:p>
+      <w:pPr/>
+      <w:r>
+        <w:rPr>
+          <w:lang w:val="hi_IN" w:bidi="hi_IN"/>
+        </w:rPr>
+      </w:r>
+    </w:p>
+    <w:p>
+      <w:pPr>
+        <w:pStyle w:val="Heading2"/>
+      </w:pPr>
+      <w:r>
+        <w:rPr>
+          <w:lang w:val="hi_IN" w:bidi="hi_IN"/>
+        </w:rPr>
+        <w:t>याकूब 4:1 (#2)</w:t>
+      </w:r>
+      <w:r>
+        <w:rPr>
+          <w:lang w:val="hi_IN" w:bidi="hi_IN"/>
+        </w:rPr>
+      </w:r>
+    </w:p>
+    <w:p>
+      <w:pPr/>
+      <w:r>
+        <w:rPr>
+          <w:lang w:val="hi_IN" w:bidi="hi_IN"/>
+        </w:rPr>
+      </w:r>
+      <w:r>
+        <w:rPr>
+          <w:b/>
+          <w:lang w:val="hi_IN" w:bidi="hi_IN"/>
+        </w:rPr>
+        <w:t>""</w:t>
+      </w:r>
+    </w:p>
+    <w:p>
+      <w:pPr/>
+      <w:r>
+        <w:rPr>
+          <w:lang w:val="hi_IN" w:bidi="hi_IN"/>
+        </w:rPr>
+      </w:r>
+      <w:r>
+        <w:rPr>
+          <w:lang w:val="hi_IN" w:bidi="hi_IN"/>
+        </w:rPr>
+        <w:t>Connecting Statement:\n\n</w:t>
+      </w:r>
+      <w:r>
+        <w:rPr>
+          <w:lang w:val="hi_IN" w:bidi="hi_IN"/>
+        </w:rPr>
+      </w:r>
+      <w:r>
+        <w:rPr>
+          <w:lang w:val="hi_IN" w:bidi="hi_IN"/>
+        </w:rPr>
+      </w:r>
+    </w:p>
+    <w:p>
+      <w:pPr/>
+      <w:r>
+        <w:rPr>
+          <w:lang w:val="hi_IN" w:bidi="hi_IN"/>
+        </w:rPr>
+      </w:r>
+    </w:p>
+    <w:p>
+      <w:pPr>
+        <w:pStyle w:val="Heading2"/>
+      </w:pPr>
+      <w:r>
+        <w:rPr>
+          <w:lang w:val="hi_IN" w:bidi="hi_IN"/>
+        </w:rPr>
+        <w:t>याकूब 4:1 (#1)</w:t>
+      </w:r>
+      <w:r>
+        <w:rPr>
+          <w:lang w:val="hi_IN" w:bidi="hi_IN"/>
+        </w:rPr>
+      </w:r>
+    </w:p>
+    <w:p>
+      <w:pPr/>
+      <w:r>
+        <w:rPr>
+          <w:lang w:val="hi_IN" w:bidi="hi_IN"/>
+        </w:rPr>
+      </w:r>
+      <w:r>
+        <w:rPr>
+          <w:b/>
+          <w:lang w:val="hi_IN" w:bidi="hi_IN"/>
+        </w:rPr>
+        <w:t>"तुम में लड़ाइयाँ और झगड़े कहाँ से आते है"</w:t>
+      </w:r>
+    </w:p>
+    <w:p>
+      <w:pPr/>
+      <w:r>
+        <w:rPr>
+          <w:lang w:val="hi_IN" w:bidi="hi_IN"/>
+        </w:rPr>
+      </w:r>
+      <w:r>
+        <w:rPr>
+          <w:lang w:val="hi_IN" w:bidi="hi_IN"/>
+        </w:rPr>
+        <w:t xml:space="preserve">"जिस शब्द का अनुवाद, </w:t>
+      </w:r>
+      <w:r>
+        <w:rPr>
+          <w:b/>
+          <w:lang w:val="hi_IN" w:bidi="hi_IN"/>
+        </w:rPr>
+        <w:t>कहाँ से</w:t>
+      </w:r>
+      <w:r>
+        <w:rPr>
+          <w:lang w:val="hi_IN" w:bidi="hi_IN"/>
+        </w:rPr>
+        <w:t xml:space="preserve"> किया गया है उसका अर्थ है,""किस बात से|"" आपकी भाषा में कोई समरूप शब्द होगा जिसका उपयोग आप अपने अनुवाद में कर सकते हैं| अन्यथा, आप इसी अर्थ को इस प्रकार प्रकट कर सकते हैं कि आपकी भाषा में वह स्वाभाविक हो| वैकल्पिक अनुवाद: ""तुम्हारे मध्य लड़ाइयां और झगड़े किस बात से उत्पन्न हो गए हैं"""</w:t>
+      </w:r>
+      <w:r>
+        <w:rPr>
+          <w:lang w:val="hi_IN" w:bidi="hi_IN"/>
+        </w:rPr>
+      </w:r>
+      <w:r>
+        <w:rPr>
+          <w:lang w:val="hi_IN" w:bidi="hi_IN"/>
+        </w:rPr>
+      </w:r>
+    </w:p>
+    <w:p>
+      <w:pPr/>
+      <w:r>
+        <w:rPr>
+          <w:lang w:val="hi_IN" w:bidi="hi_IN"/>
+        </w:rPr>
+      </w:r>
+    </w:p>
+    <w:p>
+      <w:pPr>
+        <w:pStyle w:val="Heading2"/>
+      </w:pPr>
+      <w:r>
+        <w:rPr>
+          <w:lang w:val="hi_IN" w:bidi="hi_IN"/>
+        </w:rPr>
+        <w:t>याकूब 4:1 (#4)</w:t>
+      </w:r>
+      <w:r>
+        <w:rPr>
+          <w:lang w:val="hi_IN" w:bidi="hi_IN"/>
+        </w:rPr>
+      </w:r>
+    </w:p>
+    <w:p>
+      <w:pPr/>
+      <w:r>
+        <w:rPr>
+          <w:lang w:val="hi_IN" w:bidi="hi_IN"/>
+        </w:rPr>
+      </w:r>
+      <w:r>
+        <w:rPr>
+          <w:b/>
+          <w:lang w:val="hi_IN" w:bidi="hi_IN"/>
+        </w:rPr>
+        <w:t>"क्या उन"</w:t>
+      </w:r>
+      <w:r>
+        <w:rPr>
+          <w:lang w:val="hi_IN" w:bidi="hi_IN"/>
+        </w:rPr>
+        <w:t xml:space="preserve"> - </w:t>
+      </w:r>
+      <w:r>
+        <w:rPr>
+          <w:b/>
+          <w:lang w:val="hi_IN" w:bidi="hi_IN"/>
+        </w:rPr>
+        <w:t>"नहीं"</w:t>
+      </w:r>
+    </w:p>
+    <w:p>
+      <w:pPr/>
+      <w:r>
+        <w:rPr>
+          <w:lang w:val="hi_IN" w:bidi="hi_IN"/>
+        </w:rPr>
+      </w:r>
+      <w:r>
+        <w:rPr>
+          <w:lang w:val="hi_IN" w:bidi="hi_IN"/>
+        </w:rPr>
+        <w:t xml:space="preserve">"जिस शब्द का अनुवाद, </w:t>
+      </w:r>
+      <w:r>
+        <w:rPr>
+          <w:b/>
+          <w:lang w:val="hi_IN" w:bidi="hi_IN"/>
+        </w:rPr>
+        <w:t>इसलिए</w:t>
+      </w:r>
+      <w:r>
+        <w:rPr>
+          <w:lang w:val="hi_IN" w:bidi="hi_IN"/>
+        </w:rPr>
+        <w:t xml:space="preserve"> किया गया है, उसका अर्थ है, ""यहाँ से|"" आपकी भाषा में समरूप शब्द होगा जिसका आप अपने अनुवाद में प्रयोग कर सकते हैं| अन्यथा, आप इसी अर्थ को इस प्रकार व्यक्त कर सकते हैं कि वह आपकी भाषा में स्वाभाविक हो| वैकल्पिक अनुवाद: ""क्या वे यहाँ से नहीं आते हैं"""</w:t>
+      </w:r>
+      <w:r>
+        <w:rPr>
+          <w:lang w:val="hi_IN" w:bidi="hi_IN"/>
+        </w:rPr>
+      </w:r>
+      <w:r>
+        <w:rPr>
+          <w:lang w:val="hi_IN" w:bidi="hi_IN"/>
+        </w:rPr>
+      </w:r>
+    </w:p>
+    <w:p>
+      <w:pPr/>
+      <w:r>
+        <w:rPr>
+          <w:lang w:val="hi_IN" w:bidi="hi_IN"/>
+        </w:rPr>
+      </w:r>
+    </w:p>
+    <w:p>
+      <w:pPr>
+        <w:pStyle w:val="Heading2"/>
+      </w:pPr>
+      <w:r>
+        <w:rPr>
+          <w:lang w:val="hi_IN" w:bidi="hi_IN"/>
+        </w:rPr>
         <w:t>याकूब 4:2 (#1)</w:t>
       </w:r>
       <w:r>
@@ -50414,6 +52549,83 @@
         <w:rPr>
           <w:lang w:val="hi_IN" w:bidi="hi_IN"/>
         </w:rPr>
+        <w:t>याकूब 4:6 (#4)</w:t>
+      </w:r>
+      <w:r>
+        <w:rPr>
+          <w:lang w:val="hi_IN" w:bidi="hi_IN"/>
+        </w:rPr>
+      </w:r>
+    </w:p>
+    <w:p>
+      <w:pPr/>
+      <w:r>
+        <w:rPr>
+          <w:lang w:val="hi_IN" w:bidi="hi_IN"/>
+        </w:rPr>
+      </w:r>
+      <w:r>
+        <w:rPr>
+          <w:b/>
+          <w:lang w:val="hi_IN" w:bidi="hi_IN"/>
+        </w:rPr>
+        <w:t>"नम्रों"</w:t>
+      </w:r>
+    </w:p>
+    <w:p>
+      <w:pPr/>
+      <w:r>
+        <w:rPr>
+          <w:lang w:val="hi_IN" w:bidi="hi_IN"/>
+        </w:rPr>
+      </w:r>
+    </w:p>
+    <w:p>
+      <w:pPr/>
+      <w:r>
+        <w:rPr>
+          <w:lang w:val="hi_IN" w:bidi="hi_IN"/>
+        </w:rPr>
+      </w:r>
+      <w:r>
+        <w:rPr>
+          <w:lang w:val="hi_IN" w:bidi="hi_IN"/>
+        </w:rPr>
+        <w:t xml:space="preserve">देखें: </w:t>
+      </w:r>
+      <w:r>
+        <w:rPr>
+          <w:lang w:val="hi_IN" w:bidi="hi_IN"/>
+        </w:rPr>
+        <w:t>नाम विशेषण</w:t>
+      </w:r>
+      <w:r>
+        <w:rPr>
+          <w:lang w:val="hi_IN" w:bidi="hi_IN"/>
+        </w:rPr>
+      </w:r>
+      <w:r>
+        <w:rPr>
+          <w:lang w:val="hi_IN" w:bidi="hi_IN"/>
+        </w:rPr>
+      </w:r>
+    </w:p>
+    <w:p>
+      <w:pPr/>
+      <w:r>
+        <w:rPr>
+          <w:lang w:val="hi_IN" w:bidi="hi_IN"/>
+        </w:rPr>
+      </w:r>
+    </w:p>
+    <w:p>
+      <w:pPr>
+        <w:pStyle w:val="Heading2"/>
+      </w:pPr>
+      <w:r>
+        <w:rPr>
+          <w:lang w:val="hi_IN" w:bidi="hi_IN"/>
+        </w:rPr>
         <w:t>याकूब 4:7 (#2)</w:t>
       </w:r>
       <w:r>
@@ -50850,6 +53062,83 @@
         <w:rPr>
           <w:lang w:val="hi_IN" w:bidi="hi_IN"/>
         </w:rPr>
+        <w:t>याकूब 4:7 (#5)</w:t>
+      </w:r>
+      <w:r>
+        <w:rPr>
+          <w:lang w:val="hi_IN" w:bidi="hi_IN"/>
+        </w:rPr>
+      </w:r>
+    </w:p>
+    <w:p>
+      <w:pPr/>
+      <w:r>
+        <w:rPr>
+          <w:lang w:val="hi_IN" w:bidi="hi_IN"/>
+        </w:rPr>
+      </w:r>
+      <w:r>
+        <w:rPr>
+          <w:b/>
+          <w:lang w:val="hi_IN" w:bidi="hi_IN"/>
+        </w:rPr>
+        <w:t>"तुम्हारे"</w:t>
+      </w:r>
+    </w:p>
+    <w:p>
+      <w:pPr/>
+      <w:r>
+        <w:rPr>
+          <w:lang w:val="hi_IN" w:bidi="hi_IN"/>
+        </w:rPr>
+      </w:r>
+    </w:p>
+    <w:p>
+      <w:pPr/>
+      <w:r>
+        <w:rPr>
+          <w:lang w:val="hi_IN" w:bidi="hi_IN"/>
+        </w:rPr>
+      </w:r>
+      <w:r>
+        <w:rPr>
+          <w:lang w:val="hi_IN" w:bidi="hi_IN"/>
+        </w:rPr>
+        <w:t xml:space="preserve">देखें: </w:t>
+      </w:r>
+      <w:r>
+        <w:rPr>
+          <w:lang w:val="hi_IN" w:bidi="hi_IN"/>
+        </w:rPr>
+        <w:t>'आप' के रूप</w:t>
+      </w:r>
+      <w:r>
+        <w:rPr>
+          <w:lang w:val="hi_IN" w:bidi="hi_IN"/>
+        </w:rPr>
+      </w:r>
+      <w:r>
+        <w:rPr>
+          <w:lang w:val="hi_IN" w:bidi="hi_IN"/>
+        </w:rPr>
+      </w:r>
+    </w:p>
+    <w:p>
+      <w:pPr/>
+      <w:r>
+        <w:rPr>
+          <w:lang w:val="hi_IN" w:bidi="hi_IN"/>
+        </w:rPr>
+      </w:r>
+    </w:p>
+    <w:p>
+      <w:pPr>
+        <w:pStyle w:val="Heading2"/>
+      </w:pPr>
+      <w:r>
+        <w:rPr>
+          <w:lang w:val="hi_IN" w:bidi="hi_IN"/>
+        </w:rPr>
         <w:t>याकूब 4:8 (#1)</w:t>
       </w:r>
       <w:r>
@@ -51827,6 +54116,160 @@
         <w:rPr>
           <w:lang w:val="hi_IN" w:bidi="hi_IN"/>
         </w:rPr>
+        <w:t>याकूब 4:8 (#1)</w:t>
+      </w:r>
+      <w:r>
+        <w:rPr>
+          <w:lang w:val="hi_IN" w:bidi="hi_IN"/>
+        </w:rPr>
+      </w:r>
+    </w:p>
+    <w:p>
+      <w:pPr/>
+      <w:r>
+        <w:rPr>
+          <w:lang w:val="hi_IN" w:bidi="hi_IN"/>
+        </w:rPr>
+      </w:r>
+      <w:r>
+        <w:rPr>
+          <w:b/>
+          <w:lang w:val="hi_IN" w:bidi="hi_IN"/>
+        </w:rPr>
+        <w:t>""</w:t>
+      </w:r>
+    </w:p>
+    <w:p>
+      <w:pPr/>
+      <w:r>
+        <w:rPr>
+          <w:lang w:val="hi_IN" w:bidi="hi_IN"/>
+        </w:rPr>
+      </w:r>
+      <w:r>
+        <w:rPr>
+          <w:lang w:val="hi_IN" w:bidi="hi_IN"/>
+        </w:rPr>
+        <w:t>General Information:\n\n</w:t>
+      </w:r>
+    </w:p>
+    <w:p>
+      <w:pPr/>
+      <w:r>
+        <w:rPr>
+          <w:lang w:val="hi_IN" w:bidi="hi_IN"/>
+        </w:rPr>
+      </w:r>
+      <w:r>
+        <w:rPr>
+          <w:lang w:val="hi_IN" w:bidi="hi_IN"/>
+        </w:rPr>
+        <w:t xml:space="preserve">देखें: </w:t>
+      </w:r>
+      <w:r>
+        <w:rPr>
+          <w:lang w:val="hi_IN" w:bidi="hi_IN"/>
+        </w:rPr>
+        <w:t>'आप' के रूप</w:t>
+      </w:r>
+      <w:r>
+        <w:rPr>
+          <w:lang w:val="hi_IN" w:bidi="hi_IN"/>
+        </w:rPr>
+      </w:r>
+      <w:r>
+        <w:rPr>
+          <w:lang w:val="hi_IN" w:bidi="hi_IN"/>
+        </w:rPr>
+      </w:r>
+    </w:p>
+    <w:p>
+      <w:pPr/>
+      <w:r>
+        <w:rPr>
+          <w:lang w:val="hi_IN" w:bidi="hi_IN"/>
+        </w:rPr>
+      </w:r>
+    </w:p>
+    <w:p>
+      <w:pPr>
+        <w:pStyle w:val="Heading2"/>
+      </w:pPr>
+      <w:r>
+        <w:rPr>
+          <w:lang w:val="hi_IN" w:bidi="hi_IN"/>
+        </w:rPr>
+        <w:t>याकूब 4:8 (#3)</w:t>
+      </w:r>
+      <w:r>
+        <w:rPr>
+          <w:lang w:val="hi_IN" w:bidi="hi_IN"/>
+        </w:rPr>
+      </w:r>
+    </w:p>
+    <w:p>
+      <w:pPr/>
+      <w:r>
+        <w:rPr>
+          <w:lang w:val="hi_IN" w:bidi="hi_IN"/>
+        </w:rPr>
+      </w:r>
+      <w:r>
+        <w:rPr>
+          <w:b/>
+          <w:lang w:val="hi_IN" w:bidi="hi_IN"/>
+        </w:rPr>
+        <w:t>""</w:t>
+      </w:r>
+    </w:p>
+    <w:p>
+      <w:pPr/>
+      <w:r>
+        <w:rPr>
+          <w:lang w:val="hi_IN" w:bidi="hi_IN"/>
+        </w:rPr>
+      </w:r>
+    </w:p>
+    <w:p>
+      <w:pPr/>
+      <w:r>
+        <w:rPr>
+          <w:lang w:val="hi_IN" w:bidi="hi_IN"/>
+        </w:rPr>
+      </w:r>
+      <w:r>
+        <w:rPr>
+          <w:lang w:val="hi_IN" w:bidi="hi_IN"/>
+        </w:rPr>
+        <w:t>देखें: समांतरता</w:t>
+      </w:r>
+      <w:r>
+        <w:rPr>
+          <w:lang w:val="hi_IN" w:bidi="hi_IN"/>
+        </w:rPr>
+      </w:r>
+      <w:r>
+        <w:rPr>
+          <w:lang w:val="hi_IN" w:bidi="hi_IN"/>
+        </w:rPr>
+      </w:r>
+    </w:p>
+    <w:p>
+      <w:pPr/>
+      <w:r>
+        <w:rPr>
+          <w:lang w:val="hi_IN" w:bidi="hi_IN"/>
+        </w:rPr>
+      </w:r>
+    </w:p>
+    <w:p>
+      <w:pPr>
+        <w:pStyle w:val="Heading2"/>
+      </w:pPr>
+      <w:r>
+        <w:rPr>
+          <w:lang w:val="hi_IN" w:bidi="hi_IN"/>
+        </w:rPr>
         <w:t>याकूब 4:9 (#1)</w:t>
       </w:r>
       <w:r>
@@ -53595,6 +56038,69 @@
         <w:rPr>
           <w:lang w:val="hi_IN" w:bidi="hi_IN"/>
         </w:rPr>
+        <w:t>याकूब 4:11 (#1)</w:t>
+      </w:r>
+      <w:r>
+        <w:rPr>
+          <w:lang w:val="hi_IN" w:bidi="hi_IN"/>
+        </w:rPr>
+      </w:r>
+    </w:p>
+    <w:p>
+      <w:pPr/>
+      <w:r>
+        <w:rPr>
+          <w:lang w:val="hi_IN" w:bidi="hi_IN"/>
+        </w:rPr>
+      </w:r>
+      <w:r>
+        <w:rPr>
+          <w:b/>
+          <w:lang w:val="hi_IN" w:bidi="hi_IN"/>
+        </w:rPr>
+        <w:t>""</w:t>
+      </w:r>
+    </w:p>
+    <w:p>
+      <w:pPr/>
+      <w:r>
+        <w:rPr>
+          <w:lang w:val="hi_IN" w:bidi="hi_IN"/>
+        </w:rPr>
+      </w:r>
+      <w:r>
+        <w:rPr>
+          <w:lang w:val="hi_IN" w:bidi="hi_IN"/>
+        </w:rPr>
+        <w:t>General Information:\n\n</w:t>
+      </w:r>
+      <w:r>
+        <w:rPr>
+          <w:lang w:val="hi_IN" w:bidi="hi_IN"/>
+        </w:rPr>
+      </w:r>
+      <w:r>
+        <w:rPr>
+          <w:lang w:val="hi_IN" w:bidi="hi_IN"/>
+        </w:rPr>
+      </w:r>
+    </w:p>
+    <w:p>
+      <w:pPr/>
+      <w:r>
+        <w:rPr>
+          <w:lang w:val="hi_IN" w:bidi="hi_IN"/>
+        </w:rPr>
+      </w:r>
+    </w:p>
+    <w:p>
+      <w:pPr>
+        <w:pStyle w:val="Heading2"/>
+      </w:pPr>
+      <w:r>
+        <w:rPr>
+          <w:lang w:val="hi_IN" w:bidi="hi_IN"/>
+        </w:rPr>
         <w:t>याकूब 4:12 (#1)</w:t>
       </w:r>
       <w:r>
@@ -55300,6 +57806,76 @@
         <w:rPr>
           <w:lang w:val="hi_IN" w:bidi="hi_IN"/>
         </w:rPr>
+        <w:t>याकूब 4:15 (#1)</w:t>
+      </w:r>
+      <w:r>
+        <w:rPr>
+          <w:lang w:val="hi_IN" w:bidi="hi_IN"/>
+        </w:rPr>
+      </w:r>
+    </w:p>
+    <w:p>
+      <w:pPr/>
+      <w:r>
+        <w:rPr>
+          <w:lang w:val="hi_IN" w:bidi="hi_IN"/>
+        </w:rPr>
+      </w:r>
+      <w:r>
+        <w:rPr>
+          <w:b/>
+          <w:lang w:val="hi_IN" w:bidi="hi_IN"/>
+        </w:rPr>
+        <w:t>"इसके विपरीत तुम्हें"</w:t>
+      </w:r>
+      <w:r>
+        <w:rPr>
+          <w:lang w:val="hi_IN" w:bidi="hi_IN"/>
+        </w:rPr>
+        <w:t xml:space="preserve"> - </w:t>
+      </w:r>
+      <w:r>
+        <w:rPr>
+          <w:b/>
+          <w:lang w:val="hi_IN" w:bidi="hi_IN"/>
+        </w:rPr>
+        <w:t>"कहना"</w:t>
+      </w:r>
+    </w:p>
+    <w:p>
+      <w:pPr/>
+      <w:r>
+        <w:rPr>
+          <w:lang w:val="hi_IN" w:bidi="hi_IN"/>
+        </w:rPr>
+      </w:r>
+      <w:r>
+        <w:rPr>
+          <w:lang w:val="hi_IN" w:bidi="hi_IN"/>
+        </w:rPr>
+      </w:r>
+      <w:r>
+        <w:rPr>
+          <w:lang w:val="hi_IN" w:bidi="hi_IN"/>
+        </w:rPr>
+      </w:r>
+    </w:p>
+    <w:p>
+      <w:pPr/>
+      <w:r>
+        <w:rPr>
+          <w:lang w:val="hi_IN" w:bidi="hi_IN"/>
+        </w:rPr>
+      </w:r>
+    </w:p>
+    <w:p>
+      <w:pPr>
+        <w:pStyle w:val="Heading2"/>
+      </w:pPr>
+      <w:r>
+        <w:rPr>
+          <w:lang w:val="hi_IN" w:bidi="hi_IN"/>
+        </w:rPr>
         <w:t>याकूब 4:16 (#1)</w:t>
       </w:r>
       <w:r>
@@ -56105,6 +58681,69 @@
         <w:rPr>
           <w:lang w:val="hi_IN" w:bidi="hi_IN"/>
         </w:rPr>
+        <w:t>याकूब 5:1 (#1)</w:t>
+      </w:r>
+      <w:r>
+        <w:rPr>
+          <w:lang w:val="hi_IN" w:bidi="hi_IN"/>
+        </w:rPr>
+      </w:r>
+    </w:p>
+    <w:p>
+      <w:pPr/>
+      <w:r>
+        <w:rPr>
+          <w:lang w:val="hi_IN" w:bidi="hi_IN"/>
+        </w:rPr>
+      </w:r>
+      <w:r>
+        <w:rPr>
+          <w:b/>
+          <w:lang w:val="hi_IN" w:bidi="hi_IN"/>
+        </w:rPr>
+        <w:t>""</w:t>
+      </w:r>
+    </w:p>
+    <w:p>
+      <w:pPr/>
+      <w:r>
+        <w:rPr>
+          <w:lang w:val="hi_IN" w:bidi="hi_IN"/>
+        </w:rPr>
+      </w:r>
+      <w:r>
+        <w:rPr>
+          <w:lang w:val="hi_IN" w:bidi="hi_IN"/>
+        </w:rPr>
+        <w:t>Connecting Statement:\n\n</w:t>
+      </w:r>
+      <w:r>
+        <w:rPr>
+          <w:lang w:val="hi_IN" w:bidi="hi_IN"/>
+        </w:rPr>
+      </w:r>
+      <w:r>
+        <w:rPr>
+          <w:lang w:val="hi_IN" w:bidi="hi_IN"/>
+        </w:rPr>
+      </w:r>
+    </w:p>
+    <w:p>
+      <w:pPr/>
+      <w:r>
+        <w:rPr>
+          <w:lang w:val="hi_IN" w:bidi="hi_IN"/>
+        </w:rPr>
+      </w:r>
+    </w:p>
+    <w:p>
+      <w:pPr>
+        <w:pStyle w:val="Heading2"/>
+      </w:pPr>
+      <w:r>
+        <w:rPr>
+          <w:lang w:val="hi_IN" w:bidi="hi_IN"/>
+        </w:rPr>
         <w:t>याकूब 5:2 (#1)</w:t>
       </w:r>
       <w:r>
@@ -58572,6 +61211,140 @@
         <w:rPr>
           <w:lang w:val="hi_IN" w:bidi="hi_IN"/>
         </w:rPr>
+        <w:t>याकूब 5:4 (#1)</w:t>
+      </w:r>
+      <w:r>
+        <w:rPr>
+          <w:lang w:val="hi_IN" w:bidi="hi_IN"/>
+        </w:rPr>
+      </w:r>
+    </w:p>
+    <w:p>
+      <w:pPr/>
+      <w:r>
+        <w:rPr>
+          <w:lang w:val="hi_IN" w:bidi="hi_IN"/>
+        </w:rPr>
+      </w:r>
+      <w:r>
+        <w:rPr>
+          <w:b/>
+          <w:lang w:val="hi_IN" w:bidi="hi_IN"/>
+        </w:rPr>
+        <w:t>""</w:t>
+      </w:r>
+    </w:p>
+    <w:p>
+      <w:pPr/>
+      <w:r>
+        <w:rPr>
+          <w:lang w:val="hi_IN" w:bidi="hi_IN"/>
+        </w:rPr>
+      </w:r>
+      <w:r>
+        <w:rPr>
+          <w:lang w:val="hi_IN" w:bidi="hi_IN"/>
+        </w:rPr>
+        <w:t>Connecting Statement:\n\n</w:t>
+      </w:r>
+      <w:r>
+        <w:rPr>
+          <w:lang w:val="hi_IN" w:bidi="hi_IN"/>
+        </w:rPr>
+      </w:r>
+      <w:r>
+        <w:rPr>
+          <w:lang w:val="hi_IN" w:bidi="hi_IN"/>
+        </w:rPr>
+      </w:r>
+    </w:p>
+    <w:p>
+      <w:pPr/>
+      <w:r>
+        <w:rPr>
+          <w:lang w:val="hi_IN" w:bidi="hi_IN"/>
+        </w:rPr>
+      </w:r>
+    </w:p>
+    <w:p>
+      <w:pPr>
+        <w:pStyle w:val="Heading2"/>
+      </w:pPr>
+      <w:r>
+        <w:rPr>
+          <w:lang w:val="hi_IN" w:bidi="hi_IN"/>
+        </w:rPr>
+        <w:t>याकूब 5:4 (#4)</w:t>
+      </w:r>
+      <w:r>
+        <w:rPr>
+          <w:lang w:val="hi_IN" w:bidi="hi_IN"/>
+        </w:rPr>
+      </w:r>
+    </w:p>
+    <w:p>
+      <w:pPr/>
+      <w:r>
+        <w:rPr>
+          <w:lang w:val="hi_IN" w:bidi="hi_IN"/>
+        </w:rPr>
+      </w:r>
+      <w:r>
+        <w:rPr>
+          <w:b/>
+          <w:lang w:val="hi_IN" w:bidi="hi_IN"/>
+        </w:rPr>
+        <w:t>"सेनाओं के प्रभु के कानों तक"</w:t>
+      </w:r>
+    </w:p>
+    <w:p>
+      <w:pPr/>
+      <w:r>
+        <w:rPr>
+          <w:lang w:val="hi_IN" w:bidi="hi_IN"/>
+        </w:rPr>
+      </w:r>
+    </w:p>
+    <w:p>
+      <w:pPr/>
+      <w:r>
+        <w:rPr>
+          <w:lang w:val="hi_IN" w:bidi="hi_IN"/>
+        </w:rPr>
+      </w:r>
+      <w:r>
+        <w:rPr>
+          <w:lang w:val="hi_IN" w:bidi="hi_IN"/>
+        </w:rPr>
+        <w:t>देखें: रूपक</w:t>
+      </w:r>
+      <w:r>
+        <w:rPr>
+          <w:lang w:val="hi_IN" w:bidi="hi_IN"/>
+        </w:rPr>
+      </w:r>
+      <w:r>
+        <w:rPr>
+          <w:lang w:val="hi_IN" w:bidi="hi_IN"/>
+        </w:rPr>
+      </w:r>
+    </w:p>
+    <w:p>
+      <w:pPr/>
+      <w:r>
+        <w:rPr>
+          <w:lang w:val="hi_IN" w:bidi="hi_IN"/>
+        </w:rPr>
+      </w:r>
+    </w:p>
+    <w:p>
+      <w:pPr>
+        <w:pStyle w:val="Heading2"/>
+      </w:pPr>
+      <w:r>
+        <w:rPr>
+          <w:lang w:val="hi_IN" w:bidi="hi_IN"/>
+        </w:rPr>
         <w:t>याकूब 5:5 (#1)</w:t>
       </w:r>
       <w:r>
@@ -60551,6 +63324,132 @@
         <w:rPr>
           <w:lang w:val="hi_IN" w:bidi="hi_IN"/>
         </w:rPr>
+        <w:t>याकूब 5:7 (#1)</w:t>
+      </w:r>
+      <w:r>
+        <w:rPr>
+          <w:lang w:val="hi_IN" w:bidi="hi_IN"/>
+        </w:rPr>
+      </w:r>
+    </w:p>
+    <w:p>
+      <w:pPr/>
+      <w:r>
+        <w:rPr>
+          <w:lang w:val="hi_IN" w:bidi="hi_IN"/>
+        </w:rPr>
+      </w:r>
+      <w:r>
+        <w:rPr>
+          <w:b/>
+          <w:lang w:val="hi_IN" w:bidi="hi_IN"/>
+        </w:rPr>
+        <w:t>""</w:t>
+      </w:r>
+    </w:p>
+    <w:p>
+      <w:pPr/>
+      <w:r>
+        <w:rPr>
+          <w:lang w:val="hi_IN" w:bidi="hi_IN"/>
+        </w:rPr>
+      </w:r>
+      <w:r>
+        <w:rPr>
+          <w:lang w:val="hi_IN" w:bidi="hi_IN"/>
+        </w:rPr>
+        <w:t>General Information:\n\n</w:t>
+      </w:r>
+      <w:r>
+        <w:rPr>
+          <w:lang w:val="hi_IN" w:bidi="hi_IN"/>
+        </w:rPr>
+      </w:r>
+      <w:r>
+        <w:rPr>
+          <w:lang w:val="hi_IN" w:bidi="hi_IN"/>
+        </w:rPr>
+      </w:r>
+    </w:p>
+    <w:p>
+      <w:pPr/>
+      <w:r>
+        <w:rPr>
+          <w:lang w:val="hi_IN" w:bidi="hi_IN"/>
+        </w:rPr>
+      </w:r>
+    </w:p>
+    <w:p>
+      <w:pPr>
+        <w:pStyle w:val="Heading2"/>
+      </w:pPr>
+      <w:r>
+        <w:rPr>
+          <w:lang w:val="hi_IN" w:bidi="hi_IN"/>
+        </w:rPr>
+        <w:t>याकूब 5:7 (#2)</w:t>
+      </w:r>
+      <w:r>
+        <w:rPr>
+          <w:lang w:val="hi_IN" w:bidi="hi_IN"/>
+        </w:rPr>
+      </w:r>
+    </w:p>
+    <w:p>
+      <w:pPr/>
+      <w:r>
+        <w:rPr>
+          <w:lang w:val="hi_IN" w:bidi="hi_IN"/>
+        </w:rPr>
+      </w:r>
+      <w:r>
+        <w:rPr>
+          <w:b/>
+          <w:lang w:val="hi_IN" w:bidi="hi_IN"/>
+        </w:rPr>
+        <w:t>""</w:t>
+      </w:r>
+    </w:p>
+    <w:p>
+      <w:pPr/>
+      <w:r>
+        <w:rPr>
+          <w:lang w:val="hi_IN" w:bidi="hi_IN"/>
+        </w:rPr>
+      </w:r>
+      <w:r>
+        <w:rPr>
+          <w:lang w:val="hi_IN" w:bidi="hi_IN"/>
+        </w:rPr>
+        <w:t>Connecting Statement:\n\n</w:t>
+      </w:r>
+      <w:r>
+        <w:rPr>
+          <w:lang w:val="hi_IN" w:bidi="hi_IN"/>
+        </w:rPr>
+      </w:r>
+      <w:r>
+        <w:rPr>
+          <w:lang w:val="hi_IN" w:bidi="hi_IN"/>
+        </w:rPr>
+      </w:r>
+    </w:p>
+    <w:p>
+      <w:pPr/>
+      <w:r>
+        <w:rPr>
+          <w:lang w:val="hi_IN" w:bidi="hi_IN"/>
+        </w:rPr>
+      </w:r>
+    </w:p>
+    <w:p>
+      <w:pPr>
+        <w:pStyle w:val="Heading2"/>
+      </w:pPr>
+      <w:r>
+        <w:rPr>
+          <w:lang w:val="hi_IN" w:bidi="hi_IN"/>
+        </w:rPr>
         <w:t>याकूब 5:8 (#1)</w:t>
       </w:r>
       <w:r>
@@ -61209,6 +64108,63 @@
         <w:rPr>
           <w:lang w:val="hi_IN" w:bidi="hi_IN"/>
         </w:rPr>
+        <w:t>याकूब 5:9 (#2)</w:t>
+      </w:r>
+      <w:r>
+        <w:rPr>
+          <w:lang w:val="hi_IN" w:bidi="hi_IN"/>
+        </w:rPr>
+      </w:r>
+    </w:p>
+    <w:p>
+      <w:pPr/>
+      <w:r>
+        <w:rPr>
+          <w:lang w:val="hi_IN" w:bidi="hi_IN"/>
+        </w:rPr>
+      </w:r>
+      <w:r>
+        <w:rPr>
+          <w:b/>
+          <w:lang w:val="hi_IN" w:bidi="hi_IN"/>
+        </w:rPr>
+        <w:t>"एक दूसरे पर"</w:t>
+      </w:r>
+    </w:p>
+    <w:p>
+      <w:pPr/>
+      <w:r>
+        <w:rPr>
+          <w:lang w:val="hi_IN" w:bidi="hi_IN"/>
+        </w:rPr>
+      </w:r>
+      <w:r>
+        <w:rPr>
+          <w:lang w:val="hi_IN" w:bidi="hi_IN"/>
+        </w:rPr>
+      </w:r>
+      <w:r>
+        <w:rPr>
+          <w:lang w:val="hi_IN" w:bidi="hi_IN"/>
+        </w:rPr>
+      </w:r>
+    </w:p>
+    <w:p>
+      <w:pPr/>
+      <w:r>
+        <w:rPr>
+          <w:lang w:val="hi_IN" w:bidi="hi_IN"/>
+        </w:rPr>
+      </w:r>
+    </w:p>
+    <w:p>
+      <w:pPr>
+        <w:pStyle w:val="Heading2"/>
+      </w:pPr>
+      <w:r>
+        <w:rPr>
+          <w:lang w:val="hi_IN" w:bidi="hi_IN"/>
+        </w:rPr>
         <w:t>याकूब 5:10 (#1)</w:t>
       </w:r>
       <w:r>
@@ -62871,6 +65827,77 @@
         <w:rPr>
           <w:lang w:val="hi_IN" w:bidi="hi_IN"/>
         </w:rPr>
+        <w:t>याकूब 5:12 (#4)</w:t>
+      </w:r>
+      <w:r>
+        <w:rPr>
+          <w:lang w:val="hi_IN" w:bidi="hi_IN"/>
+        </w:rPr>
+      </w:r>
+    </w:p>
+    <w:p>
+      <w:pPr/>
+      <w:r>
+        <w:rPr>
+          <w:lang w:val="hi_IN" w:bidi="hi_IN"/>
+        </w:rPr>
+      </w:r>
+      <w:r>
+        <w:rPr>
+          <w:b/>
+          <w:lang w:val="hi_IN" w:bidi="hi_IN"/>
+        </w:rPr>
+        <w:t>"न स्वर्ग की न पृथ्वी की"</w:t>
+      </w:r>
+    </w:p>
+    <w:p>
+      <w:pPr/>
+      <w:r>
+        <w:rPr>
+          <w:lang w:val="hi_IN" w:bidi="hi_IN"/>
+        </w:rPr>
+      </w:r>
+    </w:p>
+    <w:p>
+      <w:pPr/>
+      <w:r>
+        <w:rPr>
+          <w:lang w:val="hi_IN" w:bidi="hi_IN"/>
+        </w:rPr>
+      </w:r>
+      <w:r>
+        <w:rPr>
+          <w:lang w:val="hi_IN" w:bidi="hi_IN"/>
+        </w:rPr>
+        <w:t>देखें: प्रतिन्यास</w:t>
+      </w:r>
+      <w:r>
+        <w:rPr>
+          <w:lang w:val="hi_IN" w:bidi="hi_IN"/>
+        </w:rPr>
+      </w:r>
+      <w:r>
+        <w:rPr>
+          <w:lang w:val="hi_IN" w:bidi="hi_IN"/>
+        </w:rPr>
+      </w:r>
+    </w:p>
+    <w:p>
+      <w:pPr/>
+      <w:r>
+        <w:rPr>
+          <w:lang w:val="hi_IN" w:bidi="hi_IN"/>
+        </w:rPr>
+      </w:r>
+    </w:p>
+    <w:p>
+      <w:pPr>
+        <w:pStyle w:val="Heading2"/>
+      </w:pPr>
+      <w:r>
+        <w:rPr>
+          <w:lang w:val="hi_IN" w:bidi="hi_IN"/>
+        </w:rPr>
         <w:t>याकूब 5:13 (#1)</w:t>
       </w:r>
       <w:r>
@@ -64737,6 +67764,126 @@
         <w:rPr>
           <w:lang w:val="hi_IN" w:bidi="hi_IN"/>
         </w:rPr>
+        <w:t>याकूब 5:16 (#1)</w:t>
+      </w:r>
+      <w:r>
+        <w:rPr>
+          <w:lang w:val="hi_IN" w:bidi="hi_IN"/>
+        </w:rPr>
+      </w:r>
+    </w:p>
+    <w:p>
+      <w:pPr/>
+      <w:r>
+        <w:rPr>
+          <w:lang w:val="hi_IN" w:bidi="hi_IN"/>
+        </w:rPr>
+      </w:r>
+      <w:r>
+        <w:rPr>
+          <w:b/>
+          <w:lang w:val="hi_IN" w:bidi="hi_IN"/>
+        </w:rPr>
+        <w:t>""</w:t>
+      </w:r>
+    </w:p>
+    <w:p>
+      <w:pPr/>
+      <w:r>
+        <w:rPr>
+          <w:lang w:val="hi_IN" w:bidi="hi_IN"/>
+        </w:rPr>
+      </w:r>
+      <w:r>
+        <w:rPr>
+          <w:lang w:val="hi_IN" w:bidi="hi_IN"/>
+        </w:rPr>
+        <w:t>General Information:\n\n</w:t>
+      </w:r>
+      <w:r>
+        <w:rPr>
+          <w:lang w:val="hi_IN" w:bidi="hi_IN"/>
+        </w:rPr>
+      </w:r>
+      <w:r>
+        <w:rPr>
+          <w:lang w:val="hi_IN" w:bidi="hi_IN"/>
+        </w:rPr>
+      </w:r>
+    </w:p>
+    <w:p>
+      <w:pPr/>
+      <w:r>
+        <w:rPr>
+          <w:lang w:val="hi_IN" w:bidi="hi_IN"/>
+        </w:rPr>
+      </w:r>
+    </w:p>
+    <w:p>
+      <w:pPr>
+        <w:pStyle w:val="Heading2"/>
+      </w:pPr>
+      <w:r>
+        <w:rPr>
+          <w:lang w:val="hi_IN" w:bidi="hi_IN"/>
+        </w:rPr>
+        <w:t>याकूब 5:16 (#3)</w:t>
+      </w:r>
+      <w:r>
+        <w:rPr>
+          <w:lang w:val="hi_IN" w:bidi="hi_IN"/>
+        </w:rPr>
+      </w:r>
+    </w:p>
+    <w:p>
+      <w:pPr/>
+      <w:r>
+        <w:rPr>
+          <w:lang w:val="hi_IN" w:bidi="hi_IN"/>
+        </w:rPr>
+      </w:r>
+      <w:r>
+        <w:rPr>
+          <w:b/>
+          <w:lang w:val="hi_IN" w:bidi="hi_IN"/>
+        </w:rPr>
+        <w:t>"सामने"</w:t>
+      </w:r>
+    </w:p>
+    <w:p>
+      <w:pPr/>
+      <w:r>
+        <w:rPr>
+          <w:lang w:val="hi_IN" w:bidi="hi_IN"/>
+        </w:rPr>
+      </w:r>
+      <w:r>
+        <w:rPr>
+          <w:lang w:val="hi_IN" w:bidi="hi_IN"/>
+        </w:rPr>
+      </w:r>
+      <w:r>
+        <w:rPr>
+          <w:lang w:val="hi_IN" w:bidi="hi_IN"/>
+        </w:rPr>
+      </w:r>
+    </w:p>
+    <w:p>
+      <w:pPr/>
+      <w:r>
+        <w:rPr>
+          <w:lang w:val="hi_IN" w:bidi="hi_IN"/>
+        </w:rPr>
+      </w:r>
+    </w:p>
+    <w:p>
+      <w:pPr>
+        <w:pStyle w:val="Heading2"/>
+      </w:pPr>
+      <w:r>
+        <w:rPr>
+          <w:lang w:val="hi_IN" w:bidi="hi_IN"/>
+        </w:rPr>
         <w:t>याकूब 5:17 (#1)</w:t>
       </w:r>
       <w:r>
@@ -65011,6 +68158,63 @@
         <w:rPr>
           <w:lang w:val="hi_IN" w:bidi="hi_IN"/>
         </w:rPr>
+        <w:t>याकूब 5:17 (#2)</w:t>
+      </w:r>
+      <w:r>
+        <w:rPr>
+          <w:lang w:val="hi_IN" w:bidi="hi_IN"/>
+        </w:rPr>
+      </w:r>
+    </w:p>
+    <w:p>
+      <w:pPr/>
+      <w:r>
+        <w:rPr>
+          <w:lang w:val="hi_IN" w:bidi="hi_IN"/>
+        </w:rPr>
+      </w:r>
+      <w:r>
+        <w:rPr>
+          <w:b/>
+          <w:lang w:val="hi_IN" w:bidi="hi_IN"/>
+        </w:rPr>
+        <w:t>""</w:t>
+      </w:r>
+    </w:p>
+    <w:p>
+      <w:pPr/>
+      <w:r>
+        <w:rPr>
+          <w:lang w:val="hi_IN" w:bidi="hi_IN"/>
+        </w:rPr>
+      </w:r>
+      <w:r>
+        <w:rPr>
+          <w:lang w:val="hi_IN" w:bidi="hi_IN"/>
+        </w:rPr>
+      </w:r>
+      <w:r>
+        <w:rPr>
+          <w:lang w:val="hi_IN" w:bidi="hi_IN"/>
+        </w:rPr>
+      </w:r>
+    </w:p>
+    <w:p>
+      <w:pPr/>
+      <w:r>
+        <w:rPr>
+          <w:lang w:val="hi_IN" w:bidi="hi_IN"/>
+        </w:rPr>
+      </w:r>
+    </w:p>
+    <w:p>
+      <w:pPr>
+        <w:pStyle w:val="Heading2"/>
+      </w:pPr>
+      <w:r>
+        <w:rPr>
+          <w:lang w:val="hi_IN" w:bidi="hi_IN"/>
+        </w:rPr>
         <w:t>याकूब 5:18 (#1)</w:t>
       </w:r>
       <w:r>
@@ -65321,6 +68525,77 @@
           <w:lang w:val="hi_IN" w:bidi="hi_IN"/>
         </w:rPr>
         <w:t xml:space="preserve"> शब्द को व्यापक भाव में काम में लेता है जिसका भावार्थ है, पेड़-पौधों का उत्पाद भोजन के लिए उत्तम है| उसके कहने का अर्थ मात्र यह नहीं कि वृक्षों और लताओं पर लगने वाले फल| वैकल्पिक अनुवाद: ""भूमि पर फसलें उगीं"" \n</w:t>
+      </w:r>
+      <w:r>
+        <w:rPr>
+          <w:lang w:val="hi_IN" w:bidi="hi_IN"/>
+        </w:rPr>
+      </w:r>
+      <w:r>
+        <w:rPr>
+          <w:lang w:val="hi_IN" w:bidi="hi_IN"/>
+        </w:rPr>
+      </w:r>
+    </w:p>
+    <w:p>
+      <w:pPr/>
+      <w:r>
+        <w:rPr>
+          <w:lang w:val="hi_IN" w:bidi="hi_IN"/>
+        </w:rPr>
+      </w:r>
+    </w:p>
+    <w:p>
+      <w:pPr>
+        <w:pStyle w:val="Heading2"/>
+      </w:pPr>
+      <w:r>
+        <w:rPr>
+          <w:lang w:val="hi_IN" w:bidi="hi_IN"/>
+        </w:rPr>
+        <w:t>याकूब 5:18 (#3)</w:t>
+      </w:r>
+      <w:r>
+        <w:rPr>
+          <w:lang w:val="hi_IN" w:bidi="hi_IN"/>
+        </w:rPr>
+      </w:r>
+    </w:p>
+    <w:p>
+      <w:pPr/>
+      <w:r>
+        <w:rPr>
+          <w:lang w:val="hi_IN" w:bidi="hi_IN"/>
+        </w:rPr>
+      </w:r>
+      <w:r>
+        <w:rPr>
+          <w:b/>
+          <w:lang w:val="hi_IN" w:bidi="hi_IN"/>
+        </w:rPr>
+        <w:t>"फलवन्त"</w:t>
+      </w:r>
+    </w:p>
+    <w:p>
+      <w:pPr/>
+      <w:r>
+        <w:rPr>
+          <w:lang w:val="hi_IN" w:bidi="hi_IN"/>
+        </w:rPr>
+      </w:r>
+    </w:p>
+    <w:p>
+      <w:pPr/>
+      <w:r>
+        <w:rPr>
+          <w:lang w:val="hi_IN" w:bidi="hi_IN"/>
+        </w:rPr>
+      </w:r>
+      <w:r>
+        <w:rPr>
+          <w:lang w:val="hi_IN" w:bidi="hi_IN"/>
+        </w:rPr>
+        <w:t>देखें: प्रतिन्यास</w:t>
       </w:r>
       <w:r>
         <w:rPr>
